--- a/spa/docx/26.content.docx
+++ b/spa/docx/26.content.docx
@@ -403,7 +403,7 @@
         <w:rPr>
           <w:lang w:val="es_ES" w:bidi="es_ES"/>
         </w:rPr>
-        <w:t xml:space="preserve"> Cada uno tenía 4 caras. La de frente era cara de ser humano. La a la derecha era cara de león. La a la izquierda era cara de toro. La de atrás era cara de águila.</w:t>
+        <w:t xml:space="preserve"> Cada uno tenía 4 caras. La de frente era cara de ser humano. La de la derecha era cara de león. La de la izquierda era cara de toro. La de atrás era cara de águila.</w:t>
       </w:r>
     </w:p>
     <w:p>
@@ -818,7 +818,7 @@
         <w:rPr>
           <w:lang w:val="es_ES" w:bidi="es_ES"/>
         </w:rPr>
-        <w:t xml:space="preserve"> Me dijo:—Ponte de pie, hijo de hombre, que voy a hablarte.</w:t>
+        <w:t xml:space="preserve"> Me dijo: —Ponte de pie, hijo de hombre, que voy a hablarte.</w:t>
       </w:r>
     </w:p>
     <w:p>
@@ -860,7 +860,7 @@
         <w:rPr>
           <w:lang w:val="es_ES" w:bidi="es_ES"/>
         </w:rPr>
-        <w:t xml:space="preserve"> Me dijo:—Hijo de hombre, te envío a los israelitas, una nación rebelde que se ha levantado contra mí. Ellos y sus antepasados se han rebelado contra mí hasta el día de hoy.</w:t>
+        <w:t xml:space="preserve"> Me dijo: —Hijo de hombre, te envío a los israelitas, una nación rebelde que se ha levantado contra mí. Ellos y sus antepasados se han rebelado contra mí hasta el día de hoy.</w:t>
       </w:r>
     </w:p>
     <w:p>
@@ -881,7 +881,7 @@
         <w:rPr>
           <w:lang w:val="es_ES" w:bidi="es_ES"/>
         </w:rPr>
-        <w:t xml:space="preserve"> Son un pueblo terco y obstinado. Pero yo te envío a ellos para que les digas: "Así dice el Señor".</w:t>
+        <w:t xml:space="preserve"> Son un pueblo terco y obstinado. Pero yo te envío a ellos para que les digas: “Así dice el Señor”.</w:t>
       </w:r>
     </w:p>
     <w:p>
@@ -1044,7 +1044,7 @@
         <w:rPr>
           <w:lang w:val="es_ES" w:bidi="es_ES"/>
         </w:rPr>
-        <w:t xml:space="preserve"> Me dijo:—Hijo de hombre, come este rollo que te doy. Luego ve y comunica este mensaje al pueblo de Israel.</w:t>
+        <w:t xml:space="preserve"> Me dijo: —Hijo de hombre, come este rollo que te doy. Luego ve y comunica este mensaje al pueblo de Israel.</w:t>
       </w:r>
     </w:p>
     <w:p>
@@ -1107,7 +1107,7 @@
         <w:rPr>
           <w:lang w:val="es_ES" w:bidi="es_ES"/>
         </w:rPr>
-        <w:t xml:space="preserve"> Luego me dijo:—Hijo de hombre, ve al pueblo de Israel y comunícale mis palabras.</w:t>
+        <w:t xml:space="preserve"> Luego me dijo: —Hijo de hombre, ve al pueblo de Israel y comunícale mis palabras.</w:t>
       </w:r>
     </w:p>
     <w:p>
@@ -1233,7 +1233,7 @@
         <w:rPr>
           <w:lang w:val="es_ES" w:bidi="es_ES"/>
         </w:rPr>
-        <w:t xml:space="preserve"> Luego agregó:—Hijo de hombre, graba en tu corazón todas las palabras que te voy a decir; escúchalas con atención.</w:t>
+        <w:t xml:space="preserve"> Luego agregó: —Hijo de hombre, graba en tu corazón todas las palabras que te voy a decir; escúchalas con atención.</w:t>
       </w:r>
     </w:p>
     <w:p>
@@ -1254,7 +1254,7 @@
         <w:rPr>
           <w:lang w:val="es_ES" w:bidi="es_ES"/>
         </w:rPr>
-        <w:t xml:space="preserve"> Luego ve a tu pueblo en el exilio y diles, ya sea que te escuchen o no: "Esto es lo que dice el Señor Dios".</w:t>
+        <w:t xml:space="preserve"> Luego ve a tu pueblo en el exilio y diles, ya sea que te escuchen o no: “Esto es lo que dice el Señor Dios”.</w:t>
       </w:r>
     </w:p>
     <w:p>
@@ -1275,7 +1275,7 @@
         <w:rPr>
           <w:lang w:val="es_ES" w:bidi="es_ES"/>
         </w:rPr>
-        <w:t xml:space="preserve"> Luego, el Espíritu me levantó y escuché decir detrás de mí con gran estruendo:—¡Bendita sea la gloria del Señor desde su morada!</w:t>
+        <w:t xml:space="preserve"> Luego, el Espíritu me levantó y escuché decir detrás de mí con gran estruendo: —¡Bendita sea la gloria del Señor desde su morada!</w:t>
       </w:r>
     </w:p>
     <w:p>
@@ -1401,7 +1401,7 @@
         <w:rPr>
           <w:lang w:val="es_ES" w:bidi="es_ES"/>
         </w:rPr>
-        <w:t xml:space="preserve"> Puede ocurrir que yo le diga al malvado: "Ciertamente morirás". Tú lo debes advertir. Debes hablarle para que abandone su mala conducta y salve su vida. Si no haces eso, ese malvado morirá por su pecado, pero yo te haré responsable de su muerte.</w:t>
+        <w:t xml:space="preserve"> Puede ocurrir que yo le diga al malvado: “Ciertamente morirás”. Tú lo debes advertir. Debes hablarle para que abandone su mala conducta y salve su vida. Si no haces eso, ese malvado morirá por su pecado, pero yo te haré responsable de su muerte.</w:t>
       </w:r>
     </w:p>
     <w:p>
@@ -1485,7 +1485,7 @@
         <w:rPr>
           <w:lang w:val="es_ES" w:bidi="es_ES"/>
         </w:rPr>
-        <w:t xml:space="preserve"> Entonces la mano del Señor vino sobre mí allí, y me dijo:—Levántate y sal al valle. Allí hablaré contigo.</w:t>
+        <w:t xml:space="preserve"> Entonces la mano del Señor vino sobre mí allí, y me dijo: —Levántate y sal al valle. Allí hablaré contigo.</w:t>
       </w:r>
     </w:p>
     <w:p>
@@ -1527,7 +1527,7 @@
         <w:rPr>
           <w:lang w:val="es_ES" w:bidi="es_ES"/>
         </w:rPr>
-        <w:t xml:space="preserve"> Luego el Espíritu entró en mí, me puso de pie y me dijo:—Ve y enciérrate en tu casa.</w:t>
+        <w:t xml:space="preserve"> Luego el Espíritu entró en mí, me puso de pie y me dijo: —Ve y enciérrate en tu casa.</w:t>
       </w:r>
     </w:p>
     <w:p>
@@ -1590,7 +1590,7 @@
         <w:rPr>
           <w:lang w:val="es_ES" w:bidi="es_ES"/>
         </w:rPr>
-        <w:t xml:space="preserve"> Pero cuando yo te hable, te soltaré la lengua y les dirás: "Así dice el Señor y Dios". El que quiera escuchar, que escuche; el que no quiera, que no escuche, porque son un pueblo rebelde.</w:t>
+        <w:t xml:space="preserve"> Pero cuando yo te hable, te soltaré la lengua y les dirás: “Así dice el Señor y Dios”. El que quiera escuchar, que escuche; el que no quiera, que no escuche, porque son un pueblo rebelde.</w:t>
       </w:r>
     </w:p>
     <w:p>
@@ -1684,7 +1684,7 @@
           <w:vertAlign w:val="superscript"/>
           <w:lang w:val="es_ES" w:bidi="es_ES"/>
         </w:rPr>
-        <w:t>5</w:t>
+        <w:t>4-5</w:t>
       </w:r>
       <w:r>
         <w:rPr>
@@ -2057,7 +2057,7 @@
           <w:vertAlign w:val="superscript"/>
           <w:lang w:val="es_ES" w:bidi="es_ES"/>
         </w:rPr>
-        <w:t>7</w:t>
+        <w:t>5-7</w:t>
       </w:r>
       <w:r>
         <w:rPr>
@@ -2367,13 +2367,13 @@
           <w:vertAlign w:val="superscript"/>
           <w:lang w:val="es_ES" w:bidi="es_ES"/>
         </w:rPr>
-        <w:t>7</w:t>
-      </w:r>
-      <w:r>
-        <w:rPr>
-          <w:lang w:val="es_ES" w:bidi="es_ES"/>
-        </w:rPr>
-        <w:t xml:space="preserve"> Sus altares quedarán desolados y sus lugares de incienso serán destruidos. Derribaré a sus muertos delante de sus ídolos. Esparciré los cadáveres de los israelitas delante de sus ídolos y dispersaré sus huesos alrededor de sus altares. Dondequiera que habiten, sus ciudades quedarán en ruinas y sus lugares altos serán destruidos. Sus altares quedarán en ruinas y desolados, sus ídolos serán destrozados y desaparecerán, sus lugares de incienso serán derribados y sus obras serán borradas. Los muertos caerán entre ustedes, y sabrán que yo soy el Señor.</w:t>
+        <w:t>4-7</w:t>
+      </w:r>
+      <w:r>
+        <w:rPr>
+          <w:lang w:val="es_ES" w:bidi="es_ES"/>
+        </w:rPr>
+        <w:t xml:space="preserve"> Sus altares quedarán desolados y sus lugares de incienso serán destruidos. Derribaré a sus muertos delante de sus ídolos. Esparciré los cadáveres de los israelitas delante de sus ídolos y dispersaré sus huesos alrededor de sus altares. Dondequiera que habiten, sus ciudades quedarán en ruinas y los santuarios de las colinas serán destruidos. Sus altares quedarán en ruinas y desolados, sus ídolos serán destrozados y desaparecerán, sus lugares de incienso serán derribados y sus obras serán borradas. Los muertos caerán entre ustedes, y sabrán que yo soy el Señor.</w:t>
       </w:r>
     </w:p>
     <w:p>
@@ -2457,7 +2457,7 @@
         <w:rPr>
           <w:lang w:val="es_ES" w:bidi="es_ES"/>
         </w:rPr>
-        <w:t xml:space="preserve"> El Señor me dijo:—Aplaude, golpea el suelo con el pie y grita: "¡Ay de Israel por todas sus abominaciones y maldades! Caerán por la espada, el hambre y la peste".</w:t>
+        <w:t xml:space="preserve"> El Señor me dijo: —Aplaude, golpea el suelo con el pie y grita: "¡Ay de Israel por todas sus abominaciones y maldades! Caerán por la espada, el hambre y la peste”.</w:t>
       </w:r>
     </w:p>
     <w:p>
@@ -2578,7 +2578,7 @@
         <w:rPr>
           <w:lang w:val="es_ES" w:bidi="es_ES"/>
         </w:rPr>
-        <w:t xml:space="preserve"> —Hijo de hombre, así dice el Señor y Dios al pueblo de Israel. ¡El fin ha llegado! Ha llegado el fin sobre los cuatro extremos del país.</w:t>
+        <w:t xml:space="preserve"> —Hijo de hombre, así dice el Señor y Dios al pueblo de Israel. ¡El fin ha llegado! Ha llegado el fin sobre los 4 extremos del país.</w:t>
       </w:r>
     </w:p>
     <w:p>
@@ -2635,7 +2635,7 @@
           <w:vertAlign w:val="superscript"/>
           <w:lang w:val="es_ES" w:bidi="es_ES"/>
         </w:rPr>
-        <w:t>6</w:t>
+        <w:t>5-6</w:t>
       </w:r>
       <w:r>
         <w:rPr>
@@ -2677,7 +2677,7 @@
           <w:vertAlign w:val="superscript"/>
           <w:lang w:val="es_ES" w:bidi="es_ES"/>
         </w:rPr>
-        <w:t>9</w:t>
+        <w:t>8-9</w:t>
       </w:r>
       <w:r>
         <w:rPr>
@@ -2698,7 +2698,7 @@
           <w:vertAlign w:val="superscript"/>
           <w:lang w:val="es_ES" w:bidi="es_ES"/>
         </w:rPr>
-        <w:t>11</w:t>
+        <w:t>10-11</w:t>
       </w:r>
       <w:r>
         <w:rPr>
@@ -3161,7 +3161,7 @@
         <w:rPr>
           <w:lang w:val="es_ES" w:bidi="es_ES"/>
         </w:rPr>
-        <w:t xml:space="preserve"> Entonces me dijo:—Hijo de hombre, mira hacia el norte.Miré hacia el norte y vi que junto a la entrada de la puerta del altar estaba el ídolo que provoca los celos de Dios.</w:t>
+        <w:t xml:space="preserve"> Entonces me dijo: —Hijo de hombre, mira hacia el norte. Miré hacia el norte y vi que junto a la entrada de la puerta del altar estaba el ídolo que provoca los celos de Dios.</w:t>
       </w:r>
     </w:p>
     <w:p>
@@ -3182,7 +3182,7 @@
         <w:rPr>
           <w:lang w:val="es_ES" w:bidi="es_ES"/>
         </w:rPr>
-        <w:t xml:space="preserve"> Me dijo:—Hijo de hombre, ¿ves lo que están haciendo? ¿Ves las grandes abominaciones que comete aquí el pueblo de Israel para alejarme de mi santuario? Pero aún verás abominaciones mayores.</w:t>
+        <w:t xml:space="preserve"> Me dijo: —Hijo de hombre, ¿ves lo que están haciendo? ¿Ves las grandes abominaciones que comete aquí el pueblo de Israel para alejarme de mi santuario? Pero aún verás abominaciones mayores.</w:t>
       </w:r>
     </w:p>
     <w:p>
@@ -3224,7 +3224,7 @@
         <w:rPr>
           <w:lang w:val="es_ES" w:bidi="es_ES"/>
         </w:rPr>
-        <w:t xml:space="preserve"> Me dijo:—Cava en el muro.Cavé en el muro y encontré una entrada.</w:t>
+        <w:t xml:space="preserve"> Me dijo: —Cava en el muro. Cavé en el muro y encontré una entrada.</w:t>
       </w:r>
     </w:p>
     <w:p>
@@ -3245,7 +3245,7 @@
         <w:rPr>
           <w:lang w:val="es_ES" w:bidi="es_ES"/>
         </w:rPr>
-        <w:t xml:space="preserve"> Me dijo:—Entra y verás las abominaciones repugnantes que cometen aquí.</w:t>
+        <w:t xml:space="preserve"> Me dijo: —Entra y verás las abominaciones repugnantes que cometen aquí.</w:t>
       </w:r>
     </w:p>
     <w:p>
@@ -3308,7 +3308,7 @@
         <w:rPr>
           <w:lang w:val="es_ES" w:bidi="es_ES"/>
         </w:rPr>
-        <w:t xml:space="preserve"> El Señor me dijo:—Hijo de hombre, ¿ves lo que hacen en la oscuridad los ancianos de Israel? Cada uno está en su habitación llena de ídolos. Dicen: "El Señor no nos ve. El Señor ha abandonado el país".</w:t>
+        <w:t xml:space="preserve"> El Señor me dijo: —Hijo de hombre, ¿ves lo que hacen en la oscuridad los ancianos de Israel? Cada uno está en su habitación llena de ídolos. Dicen: “El Señor no nos ve. El Señor ha abandonado el país”.</w:t>
       </w:r>
     </w:p>
     <w:p>
@@ -3329,7 +3329,7 @@
         <w:rPr>
           <w:lang w:val="es_ES" w:bidi="es_ES"/>
         </w:rPr>
-        <w:t xml:space="preserve"> Me dijo:—Verás que cometen cosas aún más repugnantes que estas.</w:t>
+        <w:t xml:space="preserve"> Me dijo: —Verás que cometen cosas aún más repugnantes que estas.</w:t>
       </w:r>
     </w:p>
     <w:p>
@@ -3371,7 +3371,7 @@
         <w:rPr>
           <w:lang w:val="es_ES" w:bidi="es_ES"/>
         </w:rPr>
-        <w:t xml:space="preserve"> Me dijo:—¿Ves esto, hijo de hombre? Pero aún verás cosas más repugnantes que estas.</w:t>
+        <w:t xml:space="preserve"> Me dijo: —¿Ves esto, hijo de hombre? Pero aún verás cosas más repugnantes que estas.</w:t>
       </w:r>
     </w:p>
     <w:p>
@@ -3413,7 +3413,7 @@
         <w:rPr>
           <w:lang w:val="es_ES" w:bidi="es_ES"/>
         </w:rPr>
-        <w:t xml:space="preserve"> Me dijo:—¿Ves esto, hijo de hombre? ¿Acaso es poca cosa para el pueblo de Judá cometer las abominaciones que cometen aquí? Han llenado el país de violencia y me siguen provocando. ¡Mira cómo me afrentan levantando ramas ante sus narices!</w:t>
+        <w:t xml:space="preserve"> Me dijo: —¿Ves esto, hijo de hombre? ¿Acaso es poca cosa para el pueblo de Judá cometer las abominaciones que cometen aquí? Han llenado el país de violencia y me siguen provocando. ¡Mira cómo me afrentan levantando ramas ante sus narices!</w:t>
       </w:r>
     </w:p>
     <w:p>
@@ -3471,7 +3471,7 @@
         <w:rPr>
           <w:lang w:val="es_ES" w:bidi="es_ES"/>
         </w:rPr>
-        <w:t xml:space="preserve"> Después, el Señor gritó con voz fuerte:—¡Que se acerquen los que ejecutarán mi castigo sobre la ciudad! ¡Que cada uno traiga su arma de destrucción!</w:t>
+        <w:t xml:space="preserve"> Después, el Señor gritó con voz fuerte: —¡Que se acerquen los que ejecutarán mi castigo sobre la ciudad! ¡Que cada uno traiga su arma de destrucción!</w:t>
       </w:r>
     </w:p>
     <w:p>
@@ -3534,7 +3534,7 @@
         <w:rPr>
           <w:lang w:val="es_ES" w:bidi="es_ES"/>
         </w:rPr>
-        <w:t xml:space="preserve"> Le dijo:—Recorre la ciudad de Jerusalén y marca la frente de los hombres que gimen y se lamentan por todas las abominaciones que se cometen en ella.</w:t>
+        <w:t xml:space="preserve"> Le dijo: —Recorre la ciudad de Jerusalén y marca la frente de los hombres que gimen y se lamentan por todas las abominaciones que se cometen en ella.</w:t>
       </w:r>
     </w:p>
     <w:p>
@@ -3555,7 +3555,7 @@
         <w:rPr>
           <w:lang w:val="es_ES" w:bidi="es_ES"/>
         </w:rPr>
-        <w:t xml:space="preserve"> Luego oí al Señor decir a los otros hombres:—Síganlo por toda la ciudad y maten sin piedad ni compasión.</w:t>
+        <w:t xml:space="preserve"> Luego oí al Señor decir a los otros hombres: —Síganlo por toda la ciudad y maten sin piedad ni compasión.</w:t>
       </w:r>
     </w:p>
     <w:p>
@@ -3576,7 +3576,7 @@
         <w:rPr>
           <w:lang w:val="es_ES" w:bidi="es_ES"/>
         </w:rPr>
-        <w:t xml:space="preserve"> Maten a ancianos, jóvenes, muchachas, mujeres y niños pequeños, pero no toquen a nadie que tenga la marca en la frente. Comiencen aquí mismo, en el templo.Así que comenzaron por matar a los ancianos que estaban frente al templo.</w:t>
+        <w:t xml:space="preserve"> Maten a ancianos, jóvenes, muchachas, mujeres y niños pequeños, pero no toquen a nadie que tenga la marca en la frente. Comiencen aquí mismo, en el templo. Así que comenzaron por matar a los ancianos que estaban frente al templo.</w:t>
       </w:r>
     </w:p>
     <w:p>
@@ -3597,7 +3597,7 @@
         <w:rPr>
           <w:lang w:val="es_ES" w:bidi="es_ES"/>
         </w:rPr>
-        <w:t xml:space="preserve"> Entonces el Señor les dijo:—¡Profanen el templo! ¡Llenen sus atrios con cadáveres! ¡Salgan!Ellos salieron y comenzaron a matar por toda la ciudad.</w:t>
+        <w:t xml:space="preserve"> Entonces el Señor les dijo: —¡Profanen el templo! ¡Llenen sus atrios con cadáveres! ¡Salgan! Ellos salieron y comenzaron a matar por toda la ciudad.</w:t>
       </w:r>
     </w:p>
     <w:p>
@@ -3618,7 +3618,7 @@
         <w:rPr>
           <w:lang w:val="es_ES" w:bidi="es_ES"/>
         </w:rPr>
-        <w:t xml:space="preserve"> Mientras ellos estaban matando, yo quedé solo. Me postré rostro en tierra y exclamé:—¡Ah, Señor Dios! ¿Vas a destruir a todo el resto de Israel al derramar tu furia sobre Jerusalén?</w:t>
+        <w:t xml:space="preserve"> Mientras ellos estaban matando, yo quedé solo. Me postré rostro en tierra y exclamé: —¡Ah, Señor Dios! ¿Vas a destruir a todo el resto de Israel al derramar tu furia sobre Jerusalén?</w:t>
       </w:r>
     </w:p>
     <w:p>
@@ -3639,7 +3639,7 @@
         <w:rPr>
           <w:lang w:val="es_ES" w:bidi="es_ES"/>
         </w:rPr>
-        <w:t xml:space="preserve"> El Señor me dijo:—La maldad del pueblo de Israel y de Judá es muy grande. La tierra está llena de sangre y la ciudad está llena de injusticia. Dicen: "El Señor no nos ve. El Señor ha abandonado el país".</w:t>
+        <w:t xml:space="preserve"> El Señor me dijo: —La maldad del pueblo de Israel y de Judá es muy grande. La tierra está llena de sangre y la ciudad está llena de injusticia. Dicen: “El Señor no nos ve. El Señor ha abandonado el país”.</w:t>
       </w:r>
     </w:p>
     <w:p>
@@ -3681,7 +3681,7 @@
         <w:rPr>
           <w:lang w:val="es_ES" w:bidi="es_ES"/>
         </w:rPr>
-        <w:t xml:space="preserve"> En ese momento el hombre vestido de lino que llevaba el estuche de escriba regresó e informó:—He hecho lo que me ordenaste.</w:t>
+        <w:t xml:space="preserve"> En ese momento el hombre vestido de lino que llevaba el estuche de escriba regresó e informó: —He hecho lo que me ordenaste.</w:t>
       </w:r>
     </w:p>
     <w:p>
@@ -3739,7 +3739,7 @@
         <w:rPr>
           <w:lang w:val="es_ES" w:bidi="es_ES"/>
         </w:rPr>
-        <w:t xml:space="preserve"> El Señor le habló al hombre vestido de lino y le dijo:—Entra entre las ruedas que están debajo de los querubines, toma carbones encendidos de entre los querubines y espárcelos sobre la ciudad.El hombre entró allí, mientras yo observaba.</w:t>
+        <w:t xml:space="preserve"> El Señor le habló al hombre vestido de lino y le dijo: —Entra entre las ruedas que están debajo de los querubines, toma carbones encendidos de entre los querubines y espárcelos sobre la ciudad. El hombre entró allí, mientras yo observaba.</w:t>
       </w:r>
     </w:p>
     <w:p>
@@ -3838,7 +3838,7 @@
           <w:vertAlign w:val="superscript"/>
           <w:lang w:val="es_ES" w:bidi="es_ES"/>
         </w:rPr>
-        <w:t>8</w:t>
+        <w:t>7-8</w:t>
       </w:r>
       <w:r>
         <w:rPr>
@@ -3859,13 +3859,13 @@
           <w:vertAlign w:val="superscript"/>
           <w:lang w:val="es_ES" w:bidi="es_ES"/>
         </w:rPr>
-        <w:t>13</w:t>
-      </w:r>
-      <w:r>
-        <w:rPr>
-          <w:lang w:val="es_ES" w:bidi="es_ES"/>
-        </w:rPr>
-        <w:t xml:space="preserve"> Vi 4 ruedas. Cada uno de los 4 querubines tenía una junto a él. Oí que se llamaban «ruedas giratorias». Estaban construidas de manera especial: cada una tenía otra rueda en su interior. Resplandecían como el crisólito, con un color verde amarillento. Los querubines podían avanzar en cualquiera de las 4 direcciones sin necesidad de girar. Simplemente se desplazaban hacia donde miraban sus caras. Las 4 ruedas, así como todo el cuerpo de los querubines, estaban cubiertas de ojos por todas partes, incluso los aros y los radios.</w:t>
+        <w:t>9-13</w:t>
+      </w:r>
+      <w:r>
+        <w:rPr>
+          <w:lang w:val="es_ES" w:bidi="es_ES"/>
+        </w:rPr>
+        <w:t xml:space="preserve"> Vi 4 ruedas. Cada uno de los 4 querubines tenía una junto a él. Oí que se llamaban “ruedas giratorias”. Estaban construidas de manera especial: cada una tenía otra rueda en su interior. Resplandecían como el crisólito, con un color verde amarillento. Los querubines podían avanzar en cualquiera de las 4 direcciones sin necesidad de girar. Simplemente se desplazaban hacia donde miraban sus caras. Las 4 ruedas, así como todo el cuerpo de los querubines, estaban cubiertas de ojos por todas partes, incluso los aros y los radios.</w:t>
       </w:r>
     </w:p>
     <w:p>
@@ -3901,7 +3901,7 @@
           <w:vertAlign w:val="superscript"/>
           <w:lang w:val="es_ES" w:bidi="es_ES"/>
         </w:rPr>
-        <w:t>16</w:t>
+        <w:t>15-16</w:t>
       </w:r>
       <w:r>
         <w:rPr>
@@ -4091,7 +4091,7 @@
         <w:rPr>
           <w:lang w:val="es_ES" w:bidi="es_ES"/>
         </w:rPr>
-        <w:t xml:space="preserve"> El Señor me dijo:—Hijo de hombre, estos son los hombres que traman el mal y dan malos consejos en esta ciudad. Ellos dicen:</w:t>
+        <w:t xml:space="preserve"> El Señor me dijo: —Hijo de hombre, estos son los hombres que traman el mal y dan malos consejos en esta ciudad. Ellos dicen:</w:t>
       </w:r>
     </w:p>
     <w:p>
@@ -4112,7 +4112,7 @@
         <w:rPr>
           <w:lang w:val="es_ES" w:bidi="es_ES"/>
         </w:rPr>
-        <w:t xml:space="preserve"> "No es tiempo de construir casas. Esta ciudad es como una olla, y nosotros somos la carne dentro de ella".</w:t>
+        <w:t xml:space="preserve"> "No es tiempo de construir casas. Esta ciudad es como una olla, y nosotros somos la carne dentro de ella”.</w:t>
       </w:r>
     </w:p>
     <w:p>
@@ -4322,7 +4322,7 @@
         <w:rPr>
           <w:lang w:val="es_ES" w:bidi="es_ES"/>
         </w:rPr>
-        <w:t xml:space="preserve"> Mientras yo profetizaba, Pelatías, hijo de Benaías, cayó muerto. Entonces me postré rostro en tierra y grité:—¡Ay, Señor Dios! ¿Vas a destruir por completo al resto de Israel?</w:t>
+        <w:t xml:space="preserve"> Mientras yo profetizaba, Pelatías, hijo de Benaías, cayó muerto. Entonces me postré rostro en tierra y grité: —¡Ay, Señor Dios! ¿Vas a destruir por completo al resto de Israel?</w:t>
       </w:r>
     </w:p>
     <w:p>
@@ -4364,7 +4364,7 @@
         <w:rPr>
           <w:lang w:val="es_ES" w:bidi="es_ES"/>
         </w:rPr>
-        <w:t xml:space="preserve"> —Hijo de hombre, tus hermanos, tus propios parientes, tus hermanos exiliados y todo el pueblo de Israel son aquellos de quienes los habitantes de Jerusalén dicen: "Ellos están lejos del Señor. Esta tierra nos fue dada en posesión".</w:t>
+        <w:t xml:space="preserve"> —Hijo de hombre, tus hermanos, tus propios parientes, tus hermanos exiliados y todo el pueblo de Israel son aquellos de quienes los habitantes de Jerusalén dicen: “Ellos están lejos del Señor. Esta tierra nos fue dada en posesión”.</w:t>
       </w:r>
     </w:p>
     <w:p>
@@ -4653,7 +4653,7 @@
         <w:rPr>
           <w:lang w:val="es_ES" w:bidi="es_ES"/>
         </w:rPr>
-        <w:t xml:space="preserve"> Tú, hijo de hombre, prepara tu equipaje de destierro. Durante el día, a la vista de ellos, sal como quien va al destierro. Sal de tu lugar hacia otro lugar, a la vista de ellos. Quizás entiendan, aunque son un pueblo rebelde.</w:t>
+        <w:t xml:space="preserve"> Tú, hijo de hombre, prepara tu equipaje de destierro. Durante el día, a la vista de ellos, sal como quien va al destierro. Sal de tu lugar hacia otro lugar, a la vista de ellos. Quizá entiendan, aunque son un pueblo rebelde.</w:t>
       </w:r>
     </w:p>
     <w:p>
@@ -5052,7 +5052,7 @@
         <w:rPr>
           <w:lang w:val="es_ES" w:bidi="es_ES"/>
         </w:rPr>
-        <w:t xml:space="preserve"> —Hijo de hombre, ¿qué significa ese proverbio que circula en Israel: "Pasan los días y la visión no se cumple"?</w:t>
+        <w:t xml:space="preserve"> —Hijo de hombre, ¿qué significa ese proverbio que circula en Israel: “Pasan los días y la visión no se cumple”?</w:t>
       </w:r>
     </w:p>
     <w:p>
@@ -5230,7 +5230,7 @@
           <w:vertAlign w:val="superscript"/>
           <w:lang w:val="es_ES" w:bidi="es_ES"/>
         </w:rPr>
-        <w:t>3</w:t>
+        <w:t>2-3</w:t>
       </w:r>
       <w:r>
         <w:rPr>
@@ -5299,7 +5299,7 @@
         <w:rPr>
           <w:lang w:val="es_ES" w:bidi="es_ES"/>
         </w:rPr>
-        <w:t xml:space="preserve"> Han tenido visiones falsas y adivinaciones mentirosas. Dicen: "El Señor lo afirma", cuando el Señor no los ha enviado; y esperan que él cumpla su palabra.</w:t>
+        <w:t xml:space="preserve"> Han tenido visiones falsas y adivinaciones mentirosas. Dicen: “El Señor lo afirma”, cuando el Señor no los ha enviado; y esperan que él cumpla su palabra.</w:t>
       </w:r>
     </w:p>
     <w:p>
@@ -5320,7 +5320,7 @@
         <w:rPr>
           <w:lang w:val="es_ES" w:bidi="es_ES"/>
         </w:rPr>
-        <w:t xml:space="preserve"> ¿Acaso no han tenido visiones falsas y no han pronunciado adivinaciones mentirosas cuando dicen: "El Señor lo afirma", y yo no he hablado?</w:t>
+        <w:t xml:space="preserve"> ¿Acaso no han tenido visiones falsas y no han pronunciado adivinaciones mentirosas cuando dicen: “El Señor lo afirma”, y yo no he hablado?</w:t>
       </w:r>
     </w:p>
     <w:p>
@@ -5383,7 +5383,7 @@
         <w:rPr>
           <w:lang w:val="es_ES" w:bidi="es_ES"/>
         </w:rPr>
-        <w:t xml:space="preserve"> Estos profetas malvados engañan a mi pueblo al decir "Habrá paz", cuando yo no he prometido paz. Mi pueblo construye un muro y lo recubre con cal.</w:t>
+        <w:t xml:space="preserve"> Estos profetas malvados engañan a mi pueblo al decir “Habrá paz”, cuando yo no he prometido paz. Mi pueblo construye un muro y lo recubre con cal.</w:t>
       </w:r>
     </w:p>
     <w:p>
@@ -5425,7 +5425,7 @@
         <w:rPr>
           <w:lang w:val="es_ES" w:bidi="es_ES"/>
         </w:rPr>
-        <w:t xml:space="preserve"> Cuando el muro se derrumbe, les preguntarán: "¿Qué pasó con la hermosa fachada?".</w:t>
+        <w:t xml:space="preserve"> Cuando el muro se derrumbe, les preguntarán: "¿Qué pasó con la hermosa fachada?”.</w:t>
       </w:r>
     </w:p>
     <w:p>
@@ -5792,7 +5792,7 @@
           <w:vertAlign w:val="superscript"/>
           <w:lang w:val="es_ES" w:bidi="es_ES"/>
         </w:rPr>
-        <w:t>7</w:t>
+        <w:t>6-7</w:t>
       </w:r>
       <w:r>
         <w:rPr>
@@ -6460,7 +6460,7 @@
         <w:rPr>
           <w:lang w:val="es_ES" w:bidi="es_ES"/>
         </w:rPr>
-        <w:t xml:space="preserve"> »Pero yo pasé y te vi allí, revolcándote en tu propia sangre, y te dije: "¡Vive!".</w:t>
+        <w:t xml:space="preserve"> »Pero yo pasé y te vi allí, revolcándote en tu propia sangre, y te dije: "¡Vive!”.</w:t>
       </w:r>
     </w:p>
     <w:p>
@@ -6517,7 +6517,7 @@
           <w:vertAlign w:val="superscript"/>
           <w:lang w:val="es_ES" w:bidi="es_ES"/>
         </w:rPr>
-        <w:t>10</w:t>
+        <w:t>9-10</w:t>
       </w:r>
       <w:r>
         <w:rPr>
@@ -6628,7 +6628,7 @@
         <w:rPr>
           <w:lang w:val="es_ES" w:bidi="es_ES"/>
         </w:rPr>
-        <w:t xml:space="preserve"> »Pero confiaste en tu belleza y usaste tu fama para prostituirte.Te entregaste a todo el que pasaba.</w:t>
+        <w:t xml:space="preserve"> »Pero confiaste en tu belleza y usaste tu fama para prostituirte. Te entregaste a todo el que pasaba.</w:t>
       </w:r>
     </w:p>
     <w:p>
@@ -7237,7 +7237,7 @@
         <w:rPr>
           <w:lang w:val="es_ES" w:bidi="es_ES"/>
         </w:rPr>
-        <w:t xml:space="preserve"> "De tal palo, tal astilla", eso es lo que todos dirán de ti.</w:t>
+        <w:t xml:space="preserve"> "De tal palo, tal astilla”, eso es lo que todos dirán de ti.</w:t>
       </w:r>
     </w:p>
     <w:p>
@@ -8214,7 +8214,7 @@
         <w:rPr>
           <w:lang w:val="es_ES" w:bidi="es_ES"/>
         </w:rPr>
-        <w:t xml:space="preserve"> —¿Por qué andan diciendo este refrán tan famoso en Israel: "Los padres comen las uvas agrias y a los hijos les da dentera"?</w:t>
+        <w:t xml:space="preserve"> —¿Por qué andan diciendo este refrán tan famoso en Israel: “Los padres comen las uvas agrias y a los hijos les da dentera”?</w:t>
       </w:r>
     </w:p>
     <w:p>
@@ -8361,7 +8361,7 @@
         <w:rPr>
           <w:lang w:val="es_ES" w:bidi="es_ES"/>
         </w:rPr>
-        <w:t xml:space="preserve"> Sigue mis normas y obedece mis leyes con fidelidad. Esa persona es justa y ciertamente vivirá. Lo afirma yo, el Señor.</w:t>
+        <w:t xml:space="preserve"> Sigue mis normas y obedece mis leyes con fidelidad. Esa persona es justa y ciertamente vivirá. Lo afirmo yo, el Señor.</w:t>
       </w:r>
     </w:p>
     <w:p>
@@ -8571,7 +8571,7 @@
         <w:rPr>
           <w:lang w:val="es_ES" w:bidi="es_ES"/>
         </w:rPr>
-        <w:t xml:space="preserve"> »Ustedes preguntan: "¿Por qué el hijo no paga por los pecados de su padre?". Si el hijo practica la justicia y cumple mis mandamientos, vivirá.</w:t>
+        <w:t xml:space="preserve"> »Ustedes preguntan: "¿Por qué el hijo no paga por los pecados de su padre?”. Si el hijo practica la justicia y cumple mis mandamientos, vivirá.</w:t>
       </w:r>
     </w:p>
     <w:p>
@@ -8697,7 +8697,7 @@
         <w:rPr>
           <w:lang w:val="es_ES" w:bidi="es_ES"/>
         </w:rPr>
-        <w:t xml:space="preserve"> »Sin embargo, ustedes dicen: "¡El Señor no es justo!". Oh pueblo de Israel, ¿soy yo el que no es justo, o lo son ustedes?</w:t>
+        <w:t xml:space="preserve"> »Sin embargo, ustedes dicen: "¡El Señor no es justo!”. Oh pueblo de Israel, ¿soy yo el que no es justo, o lo son ustedes?</w:t>
       </w:r>
     </w:p>
     <w:p>
@@ -8781,7 +8781,7 @@
         <w:rPr>
           <w:lang w:val="es_ES" w:bidi="es_ES"/>
         </w:rPr>
-        <w:t xml:space="preserve"> Sin embargo, el pueblo de Israel sigue diciendo: "¡El Señor no es justo!". Oh pueblo de Israel, ¿soy yo el que no es justo, o lo son ustedes?</w:t>
+        <w:t xml:space="preserve"> Sin embargo, el pueblo de Israel sigue diciendo: "¡El Señor no es justo!”. Oh pueblo de Israel, ¿soy yo el que no es justo, o lo son ustedes?</w:t>
       </w:r>
     </w:p>
     <w:p>
@@ -8986,7 +8986,7 @@
         <w:rPr>
           <w:lang w:val="es_ES" w:bidi="es_ES"/>
         </w:rPr>
-        <w:t xml:space="preserve"> Se convirtió en un león fuerteentre los otros leones. Aprendió a cazar presasy devoró seres humanos.</w:t>
+        <w:t xml:space="preserve"> Se convirtió en un león fuerte entre los otros leones. Aprendió a cazar presas y devoró seres humanos.</w:t>
       </w:r>
     </w:p>
     <w:p>
@@ -9007,7 +9007,7 @@
         <w:rPr>
           <w:lang w:val="es_ES" w:bidi="es_ES"/>
         </w:rPr>
-        <w:t xml:space="preserve"> Destruyó sus fortalezas y arrasó ciudades.La tierra y todos sus habitantes temían al escucharlo rugir.</w:t>
+        <w:t xml:space="preserve"> Destruyó sus fortalezas y arrasó ciudades. La tierra y todos sus habitantes temían al escucharlo rugir.</w:t>
       </w:r>
     </w:p>
     <w:p>
@@ -9028,7 +9028,7 @@
         <w:rPr>
           <w:lang w:val="es_ES" w:bidi="es_ES"/>
         </w:rPr>
-        <w:t xml:space="preserve"> Las naciones vecinasse reunieron contra él. Extendieron sus redes sobre él y lo atraparon en una trampa.</w:t>
+        <w:t xml:space="preserve"> Las naciones vecinas se reunieron contra él. Extendieron sus redes sobre él y lo atraparon en una trampa.</w:t>
       </w:r>
     </w:p>
     <w:p>
@@ -9070,7 +9070,7 @@
         <w:rPr>
           <w:lang w:val="es_ES" w:bidi="es_ES"/>
         </w:rPr>
-        <w:t xml:space="preserve"> Tu madre era como una vid plantada junto al agua.Daba mucho fruto y tenía muchas ramas gracias a la abundancia de agua.</w:t>
+        <w:t xml:space="preserve"> Tu madre era como una vid plantada junto al agua. Daba mucho fruto y tenía muchas ramas gracias a la abundancia de agua.</w:t>
       </w:r>
     </w:p>
     <w:p>
@@ -9091,7 +9091,7 @@
         <w:rPr>
           <w:lang w:val="es_ES" w:bidi="es_ES"/>
         </w:rPr>
-        <w:t xml:space="preserve"> Sus ramas más fuertes se convirtieron en varas de reyes.Se elevó muy alto entre el follaje denso, y destacaba por su altura y por la abundancia de sus ramas.</w:t>
+        <w:t xml:space="preserve"> Sus ramas más fuertes se convirtieron en varas de reyes. Se elevó muy alto entre el follaje denso, y destacaba por su altura y por la abundancia de sus ramas.</w:t>
       </w:r>
     </w:p>
     <w:p>
@@ -9112,7 +9112,7 @@
         <w:rPr>
           <w:lang w:val="es_ES" w:bidi="es_ES"/>
         </w:rPr>
-        <w:t xml:space="preserve"> Pero la vid fue arrancada con furia y arrojada al suelo.El viento del este la marchitóy la dejó sin fruto.Sus ramas fuertes se quebraron.El fuego las consumió.</w:t>
+        <w:t xml:space="preserve"> Pero la vid fue arrancada con furia y arrojada al suelo. El viento del este la marchitó y la dejó sin fruto. Sus ramas fuertes se quebraron. El fuego las consumió.</w:t>
       </w:r>
     </w:p>
     <w:p>
@@ -9154,7 +9154,7 @@
         <w:rPr>
           <w:lang w:val="es_ES" w:bidi="es_ES"/>
         </w:rPr>
-        <w:t xml:space="preserve"> Salió fuego de su rama y consumió su fruto. No le quedó ninguna rama fuerte para ser la vara de un rey.Este es un canto de lamento, así hay que cantarlo.</w:t>
+        <w:t xml:space="preserve"> Salió fuego de su rama y consumió su fruto. No le quedó ninguna rama fuerte para ser la vara de un rey. Este es un canto de lamento, así hay que cantarlo.</w:t>
       </w:r>
     </w:p>
     <w:p>
@@ -9269,13 +9269,13 @@
           <w:vertAlign w:val="superscript"/>
           <w:lang w:val="es_ES" w:bidi="es_ES"/>
         </w:rPr>
-        <w:t>6</w:t>
-      </w:r>
-      <w:r>
-        <w:rPr>
-          <w:lang w:val="es_ES" w:bidi="es_ES"/>
-        </w:rPr>
-        <w:t xml:space="preserve"> Diles de mi parte que el día que escogí a Israel, levanté mi mano en juramento a los descendientes de la casa de Jacob. Me di a conocer a ellos en Egipto. Levanté mi mano en juramento y les dije: "Yo soy el Señor su Dios". Ese día levanté mi mano en juramento y prometí sacarlos de Egipto y llevarlos a una tierra que había explorado para ellos, tierra donde abundan la leche y la miel, la más hermosa de todas las tierras.</w:t>
+        <w:t>5-6</w:t>
+      </w:r>
+      <w:r>
+        <w:rPr>
+          <w:lang w:val="es_ES" w:bidi="es_ES"/>
+        </w:rPr>
+        <w:t xml:space="preserve"> Diles de mi parte que el día que escogí a Israel, levanté mi mano en juramento a los descendientes de la casa de Jacob. Me di a conocer a ellos en Egipto. Levanté mi mano en juramento y les dije: “Yo soy el Señor su Dios”. Ese día levanté mi mano en juramento y prometí sacarlos de Egipto y llevarlos a una tierra que había explorado para ellos, tierra donde abundan la leche y la miel, la más hermosa de todas las tierras.</w:t>
       </w:r>
     </w:p>
     <w:p>
@@ -9296,7 +9296,7 @@
         <w:rPr>
           <w:lang w:val="es_ES" w:bidi="es_ES"/>
         </w:rPr>
-        <w:t xml:space="preserve"> Luego les dije: "Desháganse de todos los ídolos detestables que tienen ante sus ojos y no se contaminen con los ídolos de Egipto. Yo soy el Señor su Dios".</w:t>
+        <w:t xml:space="preserve"> Luego les dije: “Desháganse de todos los ídolos detestables que tienen ante sus ojos y no se contaminen con los ídolos de Egipto. Yo soy el Señor su Dios”.</w:t>
       </w:r>
     </w:p>
     <w:p>
@@ -9332,7 +9332,7 @@
           <w:vertAlign w:val="superscript"/>
           <w:lang w:val="es_ES" w:bidi="es_ES"/>
         </w:rPr>
-        <w:t>10</w:t>
+        <w:t>9-10</w:t>
       </w:r>
       <w:r>
         <w:rPr>
@@ -9380,7 +9380,7 @@
         <w:rPr>
           <w:lang w:val="es_ES" w:bidi="es_ES"/>
         </w:rPr>
-        <w:t xml:space="preserve"> Les di también mis sábados como señal entre ellos y yo, para que supieran que yo soy el Señor, que consagra el sábado.</w:t>
+        <w:t xml:space="preserve"> Les di también mis días de reposo como señal entre ellos y yo, para que supieran que yo soy el Señor, que consagra el día de reposo.</w:t>
       </w:r>
     </w:p>
     <w:p>
@@ -9401,7 +9401,7 @@
         <w:rPr>
           <w:lang w:val="es_ES" w:bidi="es_ES"/>
         </w:rPr>
-        <w:t xml:space="preserve"> »Pero los israelitas se rebelaron contra mí en el desierto. No siguieron mis leyes. Rechazaron mis normas, aunque la persona que las obedezca vivirá por ellas. Profanaron completamente mis sábados. Entonces dije que derramaría mi ira sobre ellos y los destruiría en el desierto.</w:t>
+        <w:t xml:space="preserve"> »Pero los israelitas se rebelaron contra mí en el desierto. No siguieron mis leyes. Rechazaron mis normas, aunque la persona que las obedezca vivirá por ellas. Profanaron completamente mis días de reposo. Entonces dije que derramaría mi ira sobre ellos y los destruiría en el desierto.</w:t>
       </w:r>
     </w:p>
     <w:p>
@@ -9464,7 +9464,7 @@
         <w:rPr>
           <w:lang w:val="es_ES" w:bidi="es_ES"/>
         </w:rPr>
-        <w:t xml:space="preserve"> Rechazaron mis mandamientos, no siguieron mis leyes y profanaron mis sábados. Su corazón se fue tras sus ídolos.</w:t>
+        <w:t xml:space="preserve"> Rechazaron mis mandamientos, no siguieron mis leyes y profanaron mis días de reposo. Su corazón se fue tras sus ídolos.</w:t>
       </w:r>
     </w:p>
     <w:p>
@@ -9506,7 +9506,7 @@
         <w:rPr>
           <w:lang w:val="es_ES" w:bidi="es_ES"/>
         </w:rPr>
-        <w:t xml:space="preserve"> Allí les dije a sus hijos: "No sigan el ejemplo de sus padres. No se contaminen con sus ídolos.</w:t>
+        <w:t xml:space="preserve"> Allí les dije a sus hijos: “No sigan el ejemplo de sus padres. No se contaminen con sus ídolos.</w:t>
       </w:r>
     </w:p>
     <w:p>
@@ -9548,7 +9548,7 @@
         <w:rPr>
           <w:lang w:val="es_ES" w:bidi="es_ES"/>
         </w:rPr>
-        <w:t xml:space="preserve"> Respeten mis sábados. Serán una señal entre ustedes y yo, para que sepan que yo soy el Señor su Dios".</w:t>
+        <w:t xml:space="preserve"> Respeten mis días de reposo. Serán una señal entre ustedes y yo, para que sepan que yo soy el Señor su Dios”.</w:t>
       </w:r>
     </w:p>
     <w:p>
@@ -9569,7 +9569,7 @@
         <w:rPr>
           <w:lang w:val="es_ES" w:bidi="es_ES"/>
         </w:rPr>
-        <w:t xml:space="preserve"> »Pero sus hijos también se rebelaron contra mí. No siguieron mis leyes ni obedecieron mis mandamientos, que son vida para quien los obedece. Profanaron mis sábados. Entonces decidí derramar mi ira sobre ellos y desahogar mi enojo contra ellos en el desierto.</w:t>
+        <w:t xml:space="preserve"> »Pero sus hijos también se rebelaron contra mí. No siguieron mis leyes ni obedecieron mis mandamientos, que son vida para quien los obedece. Profanaron mis días de reposo. Entonces decidí derramar mi ira sobre ellos y desahogar mi enojo contra ellos en el desierto.</w:t>
       </w:r>
     </w:p>
     <w:p>
@@ -9605,13 +9605,13 @@
           <w:vertAlign w:val="superscript"/>
           <w:lang w:val="es_ES" w:bidi="es_ES"/>
         </w:rPr>
-        <w:t>24</w:t>
-      </w:r>
-      <w:r>
-        <w:rPr>
-          <w:lang w:val="es_ES" w:bidi="es_ES"/>
-        </w:rPr>
-        <w:t xml:space="preserve"> Aun así, en el desierto levanté mi mano y juré que los dispersaría entre las naciones y los esparciría por los países, porque no obedecieron mis mandamientos. Rechazaron mis leyes, profanaron mis sábados y siguieron adorando los ídolos de sus padres.</w:t>
+        <w:t>23-24</w:t>
+      </w:r>
+      <w:r>
+        <w:rPr>
+          <w:lang w:val="es_ES" w:bidi="es_ES"/>
+        </w:rPr>
+        <w:t xml:space="preserve"> Aun así, en el desierto levanté mi mano y juré que los dispersaría entre las naciones y los esparciría por los países, porque no obedecieron mis mandamientos. Rechazaron mis leyes, profanaron mis días de reposo y siguieron adorando los ídolos de sus padres.</w:t>
       </w:r>
     </w:p>
     <w:p>
@@ -9668,7 +9668,7 @@
           <w:vertAlign w:val="superscript"/>
           <w:lang w:val="es_ES" w:bidi="es_ES"/>
         </w:rPr>
-        <w:t>28</w:t>
+        <w:t>27-28</w:t>
       </w:r>
       <w:r>
         <w:rPr>
@@ -9695,7 +9695,7 @@
         <w:rPr>
           <w:lang w:val="es_ES" w:bidi="es_ES"/>
         </w:rPr>
-        <w:t xml:space="preserve"> Yo les dije: "¿Qué es ese altar pagano al que van?". Por eso lo llaman Bamá.1</w:t>
+        <w:t xml:space="preserve"> Yo les dije: "¿Qué es ese altar pagano al que van?”. Por eso lo llaman Bamá.</w:t>
       </w:r>
     </w:p>
     <w:p>
@@ -9758,7 +9758,7 @@
         <w:rPr>
           <w:lang w:val="es_ES" w:bidi="es_ES"/>
         </w:rPr>
-        <w:t xml:space="preserve"> Lo que tienen en mente jamás sucederá. Ustedes dicen: "Seremos como las otras naciones, como los pueblos del mundo, que adoran ídolos de madera y de piedra".</w:t>
+        <w:t xml:space="preserve"> Lo que tienen en mente jamás sucederá. Ustedes dicen: “Seremos como las otras naciones, como los pueblos del mundo, que adoran ídolos de madera y de piedra”.</w:t>
       </w:r>
     </w:p>
     <w:p>
@@ -9815,7 +9815,7 @@
           <w:vertAlign w:val="superscript"/>
           <w:lang w:val="es_ES" w:bidi="es_ES"/>
         </w:rPr>
-        <w:t>36</w:t>
+        <w:t>35-36</w:t>
       </w:r>
       <w:r>
         <w:rPr>
@@ -10094,7 +10094,7 @@
         <w:rPr>
           <w:lang w:val="es_ES" w:bidi="es_ES"/>
         </w:rPr>
-        <w:t xml:space="preserve"> Entonces dije:—¡Ah, Señor Dios! Ellos dicen de mí que solo hablo en parábolas.</w:t>
+        <w:t xml:space="preserve"> Entonces dije: —¡Ah, Señor Dios! Ellos dicen de mí que solo hablo en parábolas.</w:t>
       </w:r>
     </w:p>
     <w:p>
@@ -10362,7 +10362,7 @@
         <w:rPr>
           <w:lang w:val="es_ES" w:bidi="es_ES"/>
         </w:rPr>
-        <w:t xml:space="preserve"> »Grita y gime, hijo de hombre, porque la espada cae sobre mi pueblo y sobre todos los jefes de Israel: arrojados están a la espada junto con mi pueblo. ¡Gólpéate el pecho!</w:t>
+        <w:t xml:space="preserve"> »Grita y gime, hijo de hombre, porque la espada cae sobre mi pueblo y sobre todos los jefes de Israel: arrojados están a la espada junto con mi pueblo. ¡Golpéate el pecho!</w:t>
       </w:r>
     </w:p>
     <w:p>
@@ -10503,7 +10503,7 @@
           <w:vertAlign w:val="superscript"/>
           <w:lang w:val="es_ES" w:bidi="es_ES"/>
         </w:rPr>
-        <w:t>20</w:t>
+        <w:t>19-20</w:t>
       </w:r>
       <w:r>
         <w:rPr>
@@ -10945,7 +10945,7 @@
         <w:rPr>
           <w:lang w:val="es_ES" w:bidi="es_ES"/>
         </w:rPr>
-        <w:t xml:space="preserve"> Desprecian las cosas sagradas; profanan mis sábados.</w:t>
+        <w:t xml:space="preserve"> Desprecian las cosas sagradas; profanan mis días de reposo.</w:t>
       </w:r>
     </w:p>
     <w:p>
@@ -11149,7 +11149,7 @@
           <w:vertAlign w:val="superscript"/>
           <w:lang w:val="es_ES" w:bidi="es_ES"/>
         </w:rPr>
-        <w:t>20</w:t>
+        <w:t>18-20</w:t>
       </w:r>
       <w:r>
         <w:rPr>
@@ -11281,7 +11281,7 @@
         <w:rPr>
           <w:lang w:val="es_ES" w:bidi="es_ES"/>
         </w:rPr>
-        <w:t xml:space="preserve"> Tus sacerdotes han violado mi ley y han profanado lo que es sagrado para mí. No han hecho distinción entre lo sagrado y lo común, ni han enseñado la diferencia entre lo impuro y lo puro. Han cerrado sus ojos ante mis sábados, y así me deshonran en medio de ellos.</w:t>
+        <w:t xml:space="preserve"> Tus sacerdotes han violado mi ley y han profanado lo que es sagrado para mí. No han hecho distinción entre lo sagrado y lo común, ni han enseñado la diferencia entre lo impuro y lo puro. Han cerrado sus ojos ante mis días de reposo, y así me deshonran en medio de ellos.</w:t>
       </w:r>
     </w:p>
     <w:p>
@@ -11323,7 +11323,7 @@
         <w:rPr>
           <w:lang w:val="es_ES" w:bidi="es_ES"/>
         </w:rPr>
-        <w:t xml:space="preserve"> Tus profetas encubren todo esto con visiones falsas y mensajes mentirosos. Dicen: "Así dice el Señor", cuando el Señor no les ha hablado.</w:t>
+        <w:t xml:space="preserve"> Tus profetas encubren todo esto con visiones falsas y mensajes mentirosos. Dicen: “Así dice el Señor”, cuando el Señor no les ha hablado.</w:t>
       </w:r>
     </w:p>
     <w:p>
@@ -11690,7 +11690,7 @@
           <w:vertAlign w:val="superscript"/>
           <w:lang w:val="es_ES" w:bidi="es_ES"/>
         </w:rPr>
-        <w:t>15</w:t>
+        <w:t>14-15</w:t>
       </w:r>
       <w:r>
         <w:rPr>
@@ -12179,7 +12179,7 @@
         <w:rPr>
           <w:lang w:val="es_ES" w:bidi="es_ES"/>
         </w:rPr>
-        <w:t xml:space="preserve"> Además, profanaron mi templo e ignoraron mis sábados.</w:t>
+        <w:t xml:space="preserve"> Además, profanaron mi templo e ignoraron mis días de reposo.</w:t>
       </w:r>
     </w:p>
     <w:p>
@@ -12284,7 +12284,7 @@
         <w:rPr>
           <w:lang w:val="es_ES" w:bidi="es_ES"/>
         </w:rPr>
-        <w:t xml:space="preserve"> Entonces pensé: "Esta mujer ya está agotada por sus adulterios, y aun así siguen yendo a ella".</w:t>
+        <w:t xml:space="preserve"> Entonces pensé: “Esta mujer ya está agotada por sus adulterios, y aun así siguen yendo a ella”.</w:t>
       </w:r>
     </w:p>
     <w:p>
@@ -12825,28 +12825,28 @@
         <w:rPr>
           <w:lang w:val="es_ES" w:bidi="es_ES"/>
         </w:rPr>
-        <w:t xml:space="preserve"> Luego la gente me preguntó:—¿Qué significa todo esto? ¿Qué mensaje nos das con tu actitud?</w:t>
-      </w:r>
-    </w:p>
-    <w:p>
-      <w:pPr/>
-      <w:r>
-        <w:rPr>
-          <w:lang w:val="es_ES" w:bidi="es_ES"/>
-        </w:rPr>
-      </w:r>
-      <w:r>
-        <w:rPr>
-          <w:vertAlign w:val="superscript"/>
-          <w:lang w:val="es_ES" w:bidi="es_ES"/>
-        </w:rPr>
-        <w:t>21</w:t>
-      </w:r>
-      <w:r>
-        <w:rPr>
-          <w:lang w:val="es_ES" w:bidi="es_ES"/>
-        </w:rPr>
-        <w:t xml:space="preserve"> Yo respondí:—El Señor me mandó que les dijera a los israelitas: "Voy a profanar mi santuario, el orgullo de su fuerza, el deleite de sus ojos, el anhelo de su alma. Sus hijos e hijas que dejaron en Judá morirán a espada.</w:t>
+        <w:t xml:space="preserve"> Luego la gente me preguntó: —¿Qué significa todo esto? ¿Qué mensaje nos das con tu actitud?</w:t>
+      </w:r>
+    </w:p>
+    <w:p>
+      <w:pPr/>
+      <w:r>
+        <w:rPr>
+          <w:lang w:val="es_ES" w:bidi="es_ES"/>
+        </w:rPr>
+      </w:r>
+      <w:r>
+        <w:rPr>
+          <w:vertAlign w:val="superscript"/>
+          <w:lang w:val="es_ES" w:bidi="es_ES"/>
+        </w:rPr>
+        <w:t>20-21</w:t>
+      </w:r>
+      <w:r>
+        <w:rPr>
+          <w:lang w:val="es_ES" w:bidi="es_ES"/>
+        </w:rPr>
+        <w:t xml:space="preserve"> Yo respondí: —El Señor me mandó que les dijera a los israelitas: “Voy a profanar mi santuario, el orgullo de su fuerza, el deleite de sus ojos, el anhelo de su alma. Sus hijos e hijas que dejaron en Judá morirán a espada.</w:t>
       </w:r>
     </w:p>
     <w:p>
@@ -12909,7 +12909,7 @@
         <w:rPr>
           <w:lang w:val="es_ES" w:bidi="es_ES"/>
         </w:rPr>
-        <w:t xml:space="preserve"> Ezequiel es como una señal para ustedes. Harán lo mismo que él ha hecho. Cuando esto suceda, sabrán que yo soy el Señor".</w:t>
+        <w:t xml:space="preserve"> Ezequiel es como una señal para ustedes. Harán lo mismo que él ha hecho. Cuando esto suceda, sabrán que yo soy el Señor”.</w:t>
       </w:r>
     </w:p>
     <w:p>
@@ -12930,7 +12930,7 @@
         <w:rPr>
           <w:lang w:val="es_ES" w:bidi="es_ES"/>
         </w:rPr>
-        <w:t xml:space="preserve"> El Señor me dijo:—Hijo de hombre, vendrá el día en que yo termine de quitarles su fortaleza, el gozo de su gloria, el deleite de sus ojos, el anhelo de su alma, y también a sus hijos e hijas.</w:t>
+        <w:t xml:space="preserve"> El Señor me dijo: —Hijo de hombre, vendrá el día en que yo termine de quitarles su fortaleza, el gozo de su gloria, el deleite de sus ojos, el anhelo de su alma, y también a sus hijos e hijas.</w:t>
       </w:r>
     </w:p>
     <w:p>
@@ -13171,7 +13171,7 @@
           <w:vertAlign w:val="superscript"/>
           <w:lang w:val="es_ES" w:bidi="es_ES"/>
         </w:rPr>
-        <w:t>10</w:t>
+        <w:t>9-10</w:t>
       </w:r>
       <w:r>
         <w:rPr>
@@ -13382,7 +13382,7 @@
         <w:rPr>
           <w:lang w:val="es_ES" w:bidi="es_ES"/>
         </w:rPr>
-        <w:t xml:space="preserve"> —Hijo de hombre, Tiro se alegró por la caída de Jerusalén y dijo: "¡Bien! La ciudad que controlaba las puertas de las naciones está destruida. Ahora su riqueza pasa a mí. Ella está en ruinas, y yo prospero".</w:t>
+        <w:t xml:space="preserve"> —Hijo de hombre, Tiro se alegró por la caída de Jerusalén y dijo: "¡Bien! La ciudad que controlaba las puertas de las naciones está destruida. Ahora su riqueza pasa a mí. Ella está en ruinas, y yo prospero”.</w:t>
       </w:r>
     </w:p>
     <w:p>
@@ -13697,7 +13697,7 @@
         <w:rPr>
           <w:lang w:val="es_ES" w:bidi="es_ES"/>
         </w:rPr>
-        <w:t xml:space="preserve"> Entonarán por ti este lamento:"¡Cómo has sido destruida, ciudad famosa, habitada por los pueblos del mar!Tú eras poderosa en el mar, tú y tus habitantes.Ustedes infundían terror a todos los que vivían en la costa.</w:t>
+        <w:t xml:space="preserve"> Entonarán por ti este lamento: "¡Cómo has sido destruida, ciudad famosa, habitada por los pueblos del mar! Tú eras poderosa en el mar, tú y tus habitantes. Ustedes infundían terror a todos los que vivían en la costa.</w:t>
       </w:r>
     </w:p>
     <w:p>
@@ -13718,7 +13718,7 @@
         <w:rPr>
           <w:lang w:val="es_ES" w:bidi="es_ES"/>
         </w:rPr>
-        <w:t xml:space="preserve"> ¡Cómo tiemblan las costas el día de tu caída!Las islas del mar se espantan por tu destino".</w:t>
+        <w:t xml:space="preserve"> ¡Cómo tiemblan las costas el día de tu caída! Las islas del mar se espantan por tu destino”.</w:t>
       </w:r>
     </w:p>
     <w:p>
@@ -13860,7 +13860,7 @@
         <w:rPr>
           <w:lang w:val="es_ES" w:bidi="es_ES"/>
         </w:rPr>
-        <w:t xml:space="preserve"> ciudad situada en la entrada del mar, que comercia con los pueblos de muchas costas.»Tiro, tú dices: "Soy perfecta en belleza".</w:t>
+        <w:t xml:space="preserve"> ciudad situada en la entrada del mar, que comercia con los pueblos de muchas costas. »Tiro, tú dices: “Soy perfecta en belleza”.</w:t>
       </w:r>
     </w:p>
     <w:p>
@@ -14469,7 +14469,7 @@
         <w:rPr>
           <w:lang w:val="es_ES" w:bidi="es_ES"/>
         </w:rPr>
-        <w:t xml:space="preserve"> Con amargo llanto alzarán su lamento: "¿Hubo alguna vez entre los mares una ciudad igual a Tiro?".</w:t>
+        <w:t xml:space="preserve"> Con amargo llanto alzarán su lamento: "¿Hubo alguna vez entre los mares una ciudad igual a Tiro?”.</w:t>
       </w:r>
     </w:p>
     <w:p>
@@ -14611,7 +14611,7 @@
         <w:rPr>
           <w:lang w:val="es_ES" w:bidi="es_ES"/>
         </w:rPr>
-        <w:t xml:space="preserve"> —Hijo de hombre, dale este mensaje de mi parte al príncipe de Tiro. Te llenaste de orgullo y dijiste: "Yo soy un dios; estoy sentado en el trono de un dios en medio de los mares". Pero tú eres un ser humano, no un dios, aunque te crees tan sabio como un dios.</w:t>
+        <w:t xml:space="preserve"> —Hijo de hombre, dale este mensaje de mi parte al príncipe de Tiro. Te llenaste de orgullo y dijiste: “Yo soy un dios; estoy sentado en el trono de un dios en medio de los mares”. Pero tú eres un ser humano, no un dios, aunque te crees tan sabio como un dios.</w:t>
       </w:r>
     </w:p>
     <w:p>
@@ -14758,7 +14758,7 @@
         <w:rPr>
           <w:lang w:val="es_ES" w:bidi="es_ES"/>
         </w:rPr>
-        <w:t xml:space="preserve"> ¿Seguirás diciendo: "Yo soy un dios" cuando estés en manos de tus verdugos? Para ellos no serás un dios, sino solo un hombre. Morirás a manos de extranjeros.</w:t>
+        <w:t xml:space="preserve"> ¿Seguirás diciendo: “Yo soy un dios” cuando estés en manos de tus verdugos? Para ellos no serás un dios, sino solo un hombre. Morirás a manos de extranjeros.</w:t>
       </w:r>
     </w:p>
     <w:p>
@@ -14821,7 +14821,7 @@
         <w:rPr>
           <w:lang w:val="es_ES" w:bidi="es_ES"/>
         </w:rPr>
-        <w:t xml:space="preserve"> —Hijo de hombre, entona una canción de lamento por el rey de Tiro. Dile de parte de Dios el Señor:Eras el modelo de la perfección; lleno de sabiduría y de hermosura perfecta.</w:t>
+        <w:t xml:space="preserve"> —Hijo de hombre, entona una canción de lamento por el rey de Tiro. Dile de parte de Dios el Señor: Eras el modelo de la perfección; lleno de sabiduría y de hermosura perfecta.</w:t>
       </w:r>
     </w:p>
     <w:p>
@@ -14842,7 +14842,7 @@
         <w:rPr>
           <w:lang w:val="es_ES" w:bidi="es_ES"/>
         </w:rPr>
-        <w:t xml:space="preserve"> Estabas en Edén, el jardín de Dios. Tu vestido estaba adornado con toda clase de piedras preciosas: rubí, topacio, diamante, crisólito, ónice, jaspe, zafiro, carbunclo y esmeralda, todas engastadas en oro fino.Todo esto fue preparado para ti el día en que fuiste creado.</w:t>
+        <w:t xml:space="preserve"> Estabas en Edén, el jardín de Dios. Tu vestido estaba adornado con toda clase de piedras preciosas: rubí, topacio, diamante, crisólito, ónice, jaspe, zafiro, carbunclo y esmeralda, todas engastadas en oro fino. Todo esto fue preparado para ti el día en que fuiste creado.</w:t>
       </w:r>
     </w:p>
     <w:p>
@@ -14863,7 +14863,7 @@
         <w:rPr>
           <w:lang w:val="es_ES" w:bidi="es_ES"/>
         </w:rPr>
-        <w:t xml:space="preserve"> Te puse como querubín protector y ungido, así lo dispuse yo.Estabas en el monte santo de Dios;caminabas entre piedras de fuego.</w:t>
+        <w:t xml:space="preserve"> Te puse como querubín protector y ungido, así lo dispuse yo. Estabas en el monte santo de Dios; caminabas entre piedras de fuego.</w:t>
       </w:r>
     </w:p>
     <w:p>
@@ -14905,7 +14905,7 @@
         <w:rPr>
           <w:lang w:val="es_ES" w:bidi="es_ES"/>
         </w:rPr>
-        <w:t xml:space="preserve"> Tu enorme riqueza te llenó de violencia y pecaste.Por eso te expulsé del monte de Dios como algo impuro;te eché de allí, querubín protector, de en medio de las piedras de fuego.</w:t>
+        <w:t xml:space="preserve"> Tu enorme riqueza te llenó de violencia y pecaste. Por eso te expulsé del monte de Dios como algo impuro; te eché de allí, querubín protector, de en medio de las piedras de fuego.</w:t>
       </w:r>
     </w:p>
     <w:p>
@@ -14926,7 +14926,7 @@
         <w:rPr>
           <w:lang w:val="es_ES" w:bidi="es_ES"/>
         </w:rPr>
-        <w:t xml:space="preserve"> Tu corazón se llenó de orgullo a causa de tu hermosura;corrompiste tu sabiduría por causa de tu esplendor.Por eso te arrojé a tierray te expuse ante los reyes para que te contemplaran.</w:t>
+        <w:t xml:space="preserve"> Tu corazón se llenó de orgullo a causa de tu hermosura; corrompiste tu sabiduría por causa de tu esplendor. Por eso te arrojé a tierra y te expuse ante los reyes para que te contemplaran.</w:t>
       </w:r>
     </w:p>
     <w:p>
@@ -14947,7 +14947,7 @@
         <w:rPr>
           <w:lang w:val="es_ES" w:bidi="es_ES"/>
         </w:rPr>
-        <w:t xml:space="preserve"> Con tus muchos pecados y tu comercio deshonesto profanaste tus santuarios.Por eso hice salir fuego de en medio de ti, y te consumió.Te reduje a cenizas sobre la tierra, a la vista de todos los que te observaban.</w:t>
+        <w:t xml:space="preserve"> Con tus muchos pecados y tu comercio deshonesto profanaste tus santuarios. Por eso hice salir fuego de en medio de ti, y te consumió. Te reduje a cenizas sobre la tierra, a la vista de todos los que te observaban.</w:t>
       </w:r>
     </w:p>
     <w:p>
@@ -14968,7 +14968,7 @@
         <w:rPr>
           <w:lang w:val="es_ES" w:bidi="es_ES"/>
         </w:rPr>
-        <w:t xml:space="preserve"> Todos los que te conocen están asombrados ante tu triste destino.Eres un escarmiento para ellos;estás destruido para siempre.</w:t>
+        <w:t xml:space="preserve"> Todos los que te conocen están asombrados ante tu triste destino. Eres un escarmiento para ellos; estás destruido para siempre.</w:t>
       </w:r>
     </w:p>
     <w:p>
@@ -15194,7 +15194,7 @@
         <w:rPr>
           <w:lang w:val="es_ES" w:bidi="es_ES"/>
         </w:rPr>
-        <w:t xml:space="preserve"> Dales esta advertencia de mi parte. Yo soy tu enemigo, faraón, rey de Egipto. Tú eres como un gran monstruo marino que yace en medio de sus ríos. Tú dices: "El Nilo es mío; yo lo hice".</w:t>
+        <w:t xml:space="preserve"> Dales esta advertencia de mi parte. Yo soy tu enemigo, faraón, rey de Egipto. Tú eres como un gran monstruo marino que yace en medio de sus ríos. Tú dices: “El Nilo es mío; yo lo hice”.</w:t>
       </w:r>
     </w:p>
     <w:p>
@@ -15320,7 +15320,7 @@
         <w:rPr>
           <w:lang w:val="es_ES" w:bidi="es_ES"/>
         </w:rPr>
-        <w:t xml:space="preserve"> La tierra de Egipto quedará desolada y en ruinas. Entonces sabrán que yo soy el Señor. »Por haber dicho: "El Nilo es mío, yo lo hice",</w:t>
+        <w:t xml:space="preserve"> La tierra de Egipto quedará desolada y en ruinas. Entonces sabrán que yo soy el Señor. »Por haber dicho: “El Nilo es mío, yo lo hice”,</w:t>
       </w:r>
     </w:p>
     <w:p>
@@ -15467,7 +15467,7 @@
         <w:rPr>
           <w:lang w:val="es_ES" w:bidi="es_ES"/>
         </w:rPr>
-        <w:t xml:space="preserve"> Israel no volverá a confiar en Egipto. Cada vez que piense en pedirle ayuda, recordará su pecado de haberlo hecho antes. Entonces Israel sabrá que yo soy el Señor y Dios.</w:t>
+        <w:t xml:space="preserve"> Israel no volverá a confiar en Egipto. Cada vez que piense en pedirle ayuda, recordará su pecado de haber confiado en Egipto antes. Entonces Israel sabrá que yo soy el Señor y Dios.</w:t>
       </w:r>
     </w:p>
     <w:p>
@@ -16360,7 +16360,7 @@
         <w:rPr>
           <w:lang w:val="es_ES" w:bidi="es_ES"/>
         </w:rPr>
-        <w:t xml:space="preserve"> El árbol creció tan alto, orgulloso de su propia altura, y elevó su copa hasta las nubes. »Por eso,</w:t>
+        <w:t xml:space="preserve"> El árbol creció muy alto, orgulloso de su propia altura, y elevó su copa hasta las nubes. »Por eso,</w:t>
       </w:r>
     </w:p>
     <w:p>
@@ -16528,7 +16528,7 @@
         <w:rPr>
           <w:lang w:val="es_ES" w:bidi="es_ES"/>
         </w:rPr>
-        <w:t xml:space="preserve"> ¿A cuál de los árboles del Edén puedes compararte en gloria y grandeza? Pues también tú descenderás con los árboles del Edén a las profundidades de la tierra; yacerás entre los incircuncisos, junto a los caídos a filo de espada. Este es el destino de faraón y toda su multitud. Lo afirma Dios el Señor.</w:t>
+        <w:t xml:space="preserve"> ¿A cuál de los árboles del Edén puedes compararte en gloria y grandeza? Pues también tú descenderás con los árboles del Edén a las profundidades de la tierra; yacerás entre los incircuncisos, junto a los caídos a filo de espada. Este es el destino del faraón y toda su multitud. Lo afirma Dios el Señor.</w:t>
       </w:r>
     </w:p>
     <w:p>
@@ -16586,7 +16586,7 @@
         <w:rPr>
           <w:lang w:val="es_ES" w:bidi="es_ES"/>
         </w:rPr>
-        <w:t xml:space="preserve"> —Hijo de hombre, entona un lamento por el faraón, rey de Egipto: "Pareces un león joven entre las naciones, eres como un monstruo marino en las aguas del río. Agitas las aguas con tus patas y enturbias sus corrientes.</w:t>
+        <w:t xml:space="preserve"> —Hijo de hombre, entona un lamento por el faraón, rey de Egipto: “Pareces un león joven entre las naciones, eres como un monstruo marino en las aguas del río. Agitas las aguas con tus patas y enturbias sus corrientes.</w:t>
       </w:r>
     </w:p>
     <w:p>
@@ -16859,7 +16859,7 @@
         <w:rPr>
           <w:lang w:val="es_ES" w:bidi="es_ES"/>
         </w:rPr>
-        <w:t xml:space="preserve"> Cuando yo convierta a Egipto en un desierto y despoje al país de todo lo que tiene, cuando yo castigue a todos los que viven allí, entonces sabrán que yo soy el Señor".</w:t>
+        <w:t xml:space="preserve"> Cuando yo convierta a Egipto en un desierto y despoje al país de todo lo que tiene, cuando yo castigue a todos los que viven allí, entonces sabrán que yo soy el Señor”.</w:t>
       </w:r>
     </w:p>
     <w:p>
@@ -16943,7 +16943,7 @@
         <w:rPr>
           <w:lang w:val="es_ES" w:bidi="es_ES"/>
         </w:rPr>
-        <w:t xml:space="preserve"> Pregúntales: "¿Se creen mejores que los demás? ¡Bajen y tiéndanse entre los paganos!".</w:t>
+        <w:t xml:space="preserve"> Pregúntales: "¿Se creen mejores que los demás? ¡Bajen y tiéndanse entre los que no creen en Dios!”.</w:t>
       </w:r>
     </w:p>
     <w:p>
@@ -16985,7 +16985,7 @@
         <w:rPr>
           <w:lang w:val="es_ES" w:bidi="es_ES"/>
         </w:rPr>
-        <w:t xml:space="preserve"> Los guerreros más poderosos hablarán desde el dominio de los muertos sobre Egipto y sus aliados: "Han descendido y yacen tendidos entre los paganos, con los muertos a espada".</w:t>
+        <w:t xml:space="preserve"> Los guerreros más poderosos hablarán desde el dominio de los muertos sobre Egipto y sus aliados: “Han descendido y yacen tendidos entre los que no creen en Dios, con los muertos a espada”.</w:t>
       </w:r>
     </w:p>
     <w:p>
@@ -17048,7 +17048,7 @@
         <w:rPr>
           <w:lang w:val="es_ES" w:bidi="es_ES"/>
         </w:rPr>
-        <w:t xml:space="preserve"> »Allí está Elam con toda su multitud alrededor de su tumba. Todos ellos murieron a espada. Descendieron como paganos al dominio de los muertos. Ellos sembraron el terror en la tierra de los vivientes, pero ahora comparten la vergüenza de los que descienden a la muerte.</w:t>
+        <w:t xml:space="preserve"> »Allí está Elam con toda su multitud alrededor de su tumba. Todos ellos murieron a espada. Descendieron como que no creen en Dios al dominio de los muertos. Ellos sembraron el terror en la tierra de los vivientes, pero ahora comparten la vergüenza de los que descienden a la muerte.</w:t>
       </w:r>
     </w:p>
     <w:p>
@@ -17090,7 +17090,7 @@
         <w:rPr>
           <w:lang w:val="es_ES" w:bidi="es_ES"/>
         </w:rPr>
-        <w:t xml:space="preserve"> —Allí están Mésec y Tubal con toda su multitud alrededor de sus tumbas. Todos ellos son incircuncisos, muertos a espada, porque sembraron el terror en la tierra de los vivientes.</w:t>
+        <w:t xml:space="preserve"> »Allí están Mésec y Tubal con toda su multitud alrededor de sus tumbas. Todos ellos son incircuncisos, muertos a espada, porque sembraron el terror en la tierra de los vivientes.</w:t>
       </w:r>
     </w:p>
     <w:p>
@@ -17111,7 +17111,7 @@
         <w:rPr>
           <w:lang w:val="es_ES" w:bidi="es_ES"/>
         </w:rPr>
-        <w:t xml:space="preserve"> No están con los guerreros caídos entre los paganos, que descendieron al dominio de los muertos con sus armas de guerra. Les pusieron las espadas bajo la cabeza. El castigo de sus pecados cayó sobre sus huesos. Esos guerreros sembraron el terror en la tierra de los vivientes.</w:t>
+        <w:t xml:space="preserve"> No están con los guerreros caídos entre los que no creen en Dios, que descendieron al dominio de los muertos con sus armas de guerra. Les pusieron las espadas bajo la cabeza. El castigo de sus pecados cayó sobre sus huesos. Esos guerreros sembraron el terror en la tierra de los vivientes.</w:t>
       </w:r>
     </w:p>
     <w:p>
@@ -17132,7 +17132,7 @@
         <w:rPr>
           <w:lang w:val="es_ES" w:bidi="es_ES"/>
         </w:rPr>
-        <w:t xml:space="preserve"> »Tú, en cambio, faraón, serás aplastado y yacerás entre los paganos, junto a los caídos a filo de espada.</w:t>
+        <w:t xml:space="preserve"> »Tú, en cambio, faraón, serás aplastado y yacerás entre los que no creen en Dios, junto a los caídos a filo de espada.</w:t>
       </w:r>
     </w:p>
     <w:p>
@@ -17153,7 +17153,7 @@
         <w:rPr>
           <w:lang w:val="es_ES" w:bidi="es_ES"/>
         </w:rPr>
-        <w:t xml:space="preserve"> »Allí está Edom con sus reyes y sus príncipes. A pesar de su poder, están tendidos con los que murieron a espada. Yacen con los paganos, con los que descienden a la muerte.</w:t>
+        <w:t xml:space="preserve"> »Allí está Edom con sus reyes y sus príncipes. A pesar de su poder, están tendidos con los que murieron a espada. Yacen con los que no creen en Dios, con los que descienden a la muerte.</w:t>
       </w:r>
     </w:p>
     <w:p>
@@ -17216,7 +17216,7 @@
         <w:rPr>
           <w:lang w:val="es_ES" w:bidi="es_ES"/>
         </w:rPr>
-        <w:t xml:space="preserve"> Yo sembré el terror del faraón en la tierra de los vivientes. Ahora yace entre los paganos, entre los muertos a espada, él y toda su multitud. Lo digo yo, el Señor.</w:t>
+        <w:t xml:space="preserve"> Yo sembré el terror del faraón en la tierra de los vivientes. Ahora yace entre los que no creen en Dios, entre los muertos a espada, él y toda su multitud. Lo digo yo, el Señor.</w:t>
       </w:r>
     </w:p>
     <w:p>
@@ -17442,7 +17442,7 @@
         <w:rPr>
           <w:lang w:val="es_ES" w:bidi="es_ES"/>
         </w:rPr>
-        <w:t xml:space="preserve"> »Israelitas, ustedes están diciendo: "Nuestros pecados y nuestras maldades pesan sobre nosotros. Nos estamos consumiendo a causa de ellos. ¿Cómo podremos vivir?".</w:t>
+        <w:t xml:space="preserve"> »Israelitas, ustedes están diciendo: “Nuestros pecados y nuestras maldades pesan sobre nosotros. Nos estamos consumiendo a causa de ellos. ¿Cómo podremos vivir?”.</w:t>
       </w:r>
     </w:p>
     <w:p>
@@ -17589,7 +17589,7 @@
         <w:rPr>
           <w:lang w:val="es_ES" w:bidi="es_ES"/>
         </w:rPr>
-        <w:t xml:space="preserve"> »Sin embargo, tu pueblo dice: "El Señor no es justo". Pero son ellos los que no son justos.</w:t>
+        <w:t xml:space="preserve"> »Sin embargo, tu pueblo dice: “El Señor no es justo”. Pero son ellos los que no son justos.</w:t>
       </w:r>
     </w:p>
     <w:p>
@@ -17652,7 +17652,7 @@
         <w:rPr>
           <w:lang w:val="es_ES" w:bidi="es_ES"/>
         </w:rPr>
-        <w:t xml:space="preserve"> Sin embargo, ustedes dicen: "El Señor no es justo". Pero yo los juzgaré a cada uno según su conducta, israelitas.</w:t>
+        <w:t xml:space="preserve"> Sin embargo, ustedes dicen: “El Señor no es justo”. Pero yo los juzgaré a cada uno según su conducta, israelitas.</w:t>
       </w:r>
     </w:p>
     <w:p>
@@ -17673,7 +17673,7 @@
         <w:rPr>
           <w:lang w:val="es_ES" w:bidi="es_ES"/>
         </w:rPr>
-        <w:t xml:space="preserve"> El día 5 del mes décimo del año duodécimo de nuestro exilio, un sobreviviente que había escapado de Jerusalén llegó para decirme: «¡La ciudad ha caído!».</w:t>
+        <w:t xml:space="preserve"> El día 5 del mes décimo del año duodécimo de nuestro exilio, un sobreviviente que había escapado de Jerusalén llegó para decirme: —¡La ciudad ha caído!</w:t>
       </w:r>
     </w:p>
     <w:p>
@@ -17736,7 +17736,7 @@
         <w:rPr>
           <w:lang w:val="es_ES" w:bidi="es_ES"/>
         </w:rPr>
-        <w:t xml:space="preserve"> —Hijo de hombre, los habitantes de esas ruinas en la tierra de Israel dicen: "Abraham era solo un hombre, y sin embargo recibió esta tierra como posesión. Pero nosotros somos muchos; seguro que recibiremos esta tierra como posesión".</w:t>
+        <w:t xml:space="preserve"> —Hijo de hombre, los habitantes de esas ruinas en la tierra de Israel dicen: “Abraham era solo un hombre, y sin embargo recibió esta tierra como posesión. Pero nosotros somos muchos; seguro que recibiremos esta tierra como posesión”.</w:t>
       </w:r>
     </w:p>
     <w:p>
@@ -17862,7 +17862,7 @@
         <w:rPr>
           <w:lang w:val="es_ES" w:bidi="es_ES"/>
         </w:rPr>
-        <w:t xml:space="preserve"> »Hijo de hombre, tu pueblo está murmurando a tus espaldas. Hablan mal de ti en sus casas y murmuran en las puertas diciendo: "¡Vengan, a ver qué nos quiere comunicar el Señor ahora!".</w:t>
+        <w:t xml:space="preserve"> »Hijo de hombre, tu pueblo está murmurando a tus espaldas. Hablan mal de ti en sus casas y murmuran en las puertas diciendo: "¡Vengan, a ver qué nos quiere comunicar el Señor ahora!”.</w:t>
       </w:r>
     </w:p>
     <w:p>
@@ -18124,7 +18124,7 @@
           <w:vertAlign w:val="superscript"/>
           <w:lang w:val="es_ES" w:bidi="es_ES"/>
         </w:rPr>
-        <w:t>10</w:t>
+        <w:t>9-10</w:t>
       </w:r>
       <w:r>
         <w:rPr>
@@ -18665,7 +18665,7 @@
           <w:vertAlign w:val="superscript"/>
           <w:lang w:val="es_ES" w:bidi="es_ES"/>
         </w:rPr>
-        <w:t>5</w:t>
+        <w:t>4-5</w:t>
       </w:r>
       <w:r>
         <w:rPr>
@@ -18776,7 +18776,7 @@
         <w:rPr>
           <w:lang w:val="es_ES" w:bidi="es_ES"/>
         </w:rPr>
-        <w:t xml:space="preserve"> »Tú dijiste: "Estas 2 naciones, Israel y Judá, serán mías. Las poseeremos", aunque el Señor estaba allí.</w:t>
+        <w:t xml:space="preserve"> »Tú dijiste: “Estas 2 naciones, Israel y Judá, serán mías. Las poseeremos”, aunque el Señor estaba allí.</w:t>
       </w:r>
     </w:p>
     <w:p>
@@ -18818,7 +18818,7 @@
         <w:rPr>
           <w:lang w:val="es_ES" w:bidi="es_ES"/>
         </w:rPr>
-        <w:t xml:space="preserve"> »Entonces sabrás que yo, el Señor, he escuchado todas las palabras despectivas que dijiste contra las montañas de Israel. Dijiste: "Están desoladas. Nos las han entregado para que las devoremos".</w:t>
+        <w:t xml:space="preserve"> »Entonces sabrás que yo, el Señor, he escuchado todas las palabras despectivas que dijiste contra las montañas de Israel. Dijiste: “Están desoladas. Nos las han entregado para que las devoremos”.</w:t>
       </w:r>
     </w:p>
     <w:p>
@@ -19170,7 +19170,7 @@
         <w:rPr>
           <w:lang w:val="es_ES" w:bidi="es_ES"/>
         </w:rPr>
-        <w:t xml:space="preserve"> »Las naciones se burlan de Israel diciendo: "Es una tierra que devora a su propia gente".</w:t>
+        <w:t xml:space="preserve"> »Las naciones se burlan de Israel diciendo: “Es una tierra que devora a su propia gente”.</w:t>
       </w:r>
     </w:p>
     <w:p>
@@ -19317,7 +19317,7 @@
         <w:rPr>
           <w:lang w:val="es_ES" w:bidi="es_ES"/>
         </w:rPr>
-        <w:t xml:space="preserve"> Pero cuando llegaron a las naciones donde fueron dispersados, profanaron mi santo nombre. La gente decía de ellos: "Este es el pueblo del Señor, pero tuvo que salir de su tierra".</w:t>
+        <w:t xml:space="preserve"> Pero cuando llegaron a las naciones donde fueron dispersados, profanaron mi santo nombre. La gente decía de ellos: “Este es el pueblo del Señor, pero tuvo que salir de su tierra”.</w:t>
       </w:r>
     </w:p>
     <w:p>
@@ -19632,7 +19632,7 @@
         <w:rPr>
           <w:lang w:val="es_ES" w:bidi="es_ES"/>
         </w:rPr>
-        <w:t xml:space="preserve"> Entonces se dirá: "Esta tierra que estaba desolada se ha vuelto como el jardín de Edén. Las ciudades que estaban en ruinas, desoladas y destruidas, ahora están fortificadas y habitadas".</w:t>
+        <w:t xml:space="preserve"> Entonces se dirá: “Esta tierra que estaba desolada se ha vuelto como el jardín de Edén. Las ciudades que estaban en ruinas, desoladas y destruidas, ahora están fortificadas y habitadas”.</w:t>
       </w:r>
     </w:p>
     <w:p>
@@ -19753,7 +19753,7 @@
         <w:rPr>
           <w:lang w:val="es_ES" w:bidi="es_ES"/>
         </w:rPr>
-        <w:t xml:space="preserve"> Me hizo recorrerlo de un lado a otro. Pude ver que los huesos que cubrían el valle eran muchísimos y estaban completamente secos. Entonces me dijo:—Hijo de hombre, ¿pueden revivir estos huesos?</w:t>
+        <w:t xml:space="preserve"> Me hizo recorrerlo de un lado a otro. Pude ver que los huesos que cubrían el valle eran muchísimos y estaban completamente secos. Entonces me dijo: —Hijo de hombre, ¿pueden revivir estos huesos?</w:t>
       </w:r>
     </w:p>
     <w:p>
@@ -19774,7 +19774,7 @@
         <w:rPr>
           <w:lang w:val="es_ES" w:bidi="es_ES"/>
         </w:rPr>
-        <w:t xml:space="preserve"> Yo respondí:—Señor, solo tú lo sabes.</w:t>
+        <w:t xml:space="preserve"> Yo respondí: —Señor, solo tú lo sabes.</w:t>
       </w:r>
     </w:p>
     <w:p>
@@ -19795,7 +19795,7 @@
         <w:rPr>
           <w:lang w:val="es_ES" w:bidi="es_ES"/>
         </w:rPr>
-        <w:t xml:space="preserve"> Entonces me dijo:—Profetiza sobre estos huesos y diles esto de mi parte. Huesos secos, escuchen la palabra del Señor.</w:t>
+        <w:t xml:space="preserve"> Entonces me dijo: —Profetiza sobre estos huesos y diles esto de mi parte. Huesos secos, escuchen la palabra del Señor.</w:t>
       </w:r>
     </w:p>
     <w:p>
@@ -19900,7 +19900,7 @@
         <w:rPr>
           <w:lang w:val="es_ES" w:bidi="es_ES"/>
         </w:rPr>
-        <w:t xml:space="preserve"> Entonces me dijo:—Profetiza al espíritu y dile esto de parte del Señor. Ven de los 4 vientos, espíritu, y sopla sobre estos muertos para que revivan.</w:t>
+        <w:t xml:space="preserve"> Entonces me dijo: —Profetiza al espíritu y dile esto de parte del Señor. Ven de los 4 vientos, espíritu, y sopla sobre estos muertos para que revivan.</w:t>
       </w:r>
     </w:p>
     <w:p>
@@ -19942,7 +19942,7 @@
         <w:rPr>
           <w:lang w:val="es_ES" w:bidi="es_ES"/>
         </w:rPr>
-        <w:t xml:space="preserve"> Entonces el Señor me explicó el significado de la visión:—Estos huesos representan a todo el pueblo de Israel. Ellos dicen: "Nuestros huesos se han secado. Nuestra esperanza se ha desvanecido. Estamos perdidos".</w:t>
+        <w:t xml:space="preserve"> Entonces el Señor me explicó el significado de la visión: —Estos huesos representan a todo el pueblo de Israel. Ellos dicen: “Nuestros huesos se han secado. Nuestra esperanza se ha desvanecido. Estamos perdidos”.</w:t>
       </w:r>
     </w:p>
     <w:p>
@@ -20047,7 +20047,7 @@
         <w:rPr>
           <w:lang w:val="es_ES" w:bidi="es_ES"/>
         </w:rPr>
-        <w:t xml:space="preserve"> —Toma un palo y graba en él estas palabras: "Para Judá y sus aliados los israelitas". Luego toma otro palo y graba en él: "Para José, vara de Efraín, y todos sus aliados los israelitas".</w:t>
+        <w:t xml:space="preserve"> —Toma un palo y graba en él estas palabras: “Para Judá y sus aliados los israelitas”. Luego toma otro palo y graba en él: “Para José, vara de Efraín, y todos sus aliados los israelitas”.</w:t>
       </w:r>
     </w:p>
     <w:p>
@@ -20083,7 +20083,7 @@
           <w:vertAlign w:val="superscript"/>
           <w:lang w:val="es_ES" w:bidi="es_ES"/>
         </w:rPr>
-        <w:t>20</w:t>
+        <w:t>18-20</w:t>
       </w:r>
       <w:r>
         <w:rPr>
@@ -20504,7 +20504,7 @@
         <w:rPr>
           <w:lang w:val="es_ES" w:bidi="es_ES"/>
         </w:rPr>
-        <w:t xml:space="preserve"> Dirás: "Invadiré esa tierra indefensa de aldeas sin murallas. Atacaré a esa gente que vive tan confiada en ciudades sin seguridad alguna.</w:t>
+        <w:t xml:space="preserve"> Dirás: “Invadiré esa tierra indefensa de aldeas sin murallas. Atacaré a esa gente que vive tan confiada en ciudades sin seguridad alguna.</w:t>
       </w:r>
     </w:p>
     <w:p>
@@ -20525,7 +20525,7 @@
         <w:rPr>
           <w:lang w:val="es_ES" w:bidi="es_ES"/>
         </w:rPr>
-        <w:t xml:space="preserve"> Iré a saquear y a tomar botín; volveré mi mano contra las ruinas que ya están habitadas de nuevo. Iré contra un pueblo reunido de entre las naciones, que acumula ganado y bienes y que vive en el centro del mundo".</w:t>
+        <w:t xml:space="preserve"> Iré a saquear y a tomar botín; volveré mi mano contra las ruinas que ya están habitadas de nuevo. Iré contra un pueblo reunido de entre las naciones, que acumula ganado y bienes y que vive en el centro del mundo”.</w:t>
       </w:r>
     </w:p>
     <w:p>
@@ -20546,7 +20546,7 @@
         <w:rPr>
           <w:lang w:val="es_ES" w:bidi="es_ES"/>
         </w:rPr>
-        <w:t xml:space="preserve"> Sabá, Dedán y los príncipes mercaderes de Tarsis te preguntarán: "¿Vienes a saquear? ¿Has reunido tu ejército para robar plata y oro, para llevarte ganado y mercancías, para tomar un gran botín?".</w:t>
+        <w:t xml:space="preserve"> Sabá, Dedán y los príncipes mercaderes de Tarsis te preguntarán: "¿Vienes a saquear? ¿Has reunido tu ejército para robar plata y oro, para llevarte ganado y mercancías, para tomar un gran botín?”.</w:t>
       </w:r>
     </w:p>
     <w:p>
@@ -21481,7 +21481,7 @@
         <w:rPr>
           <w:lang w:val="es_ES" w:bidi="es_ES"/>
         </w:rPr>
-        <w:t xml:space="preserve"> Me dijo:—Hijo de hombre, observa bien y escucha con atención todo lo que te mostraré, porque para eso has sido traído aquí. Luego contarás al pueblo de Israel todo lo que veas.</w:t>
+        <w:t xml:space="preserve"> Me dijo: —Hijo de hombre, observa bien y escucha con atención todo lo que te mostraré, porque para eso has sido traído aquí. Luego contarás al pueblo de Israel todo lo que veas.</w:t>
       </w:r>
     </w:p>
     <w:p>
@@ -22342,7 +22342,7 @@
         <w:rPr>
           <w:lang w:val="es_ES" w:bidi="es_ES"/>
         </w:rPr>
-        <w:t xml:space="preserve"> El hombre me dijo:—La sala que da al sur es para los sacerdotes que tienen a su cargo el servicio en el templo;</w:t>
+        <w:t xml:space="preserve"> El hombre me dijo: —La sala que da al sur es para los sacerdotes que tienen a su cargo el servicio en el templo;</w:t>
       </w:r>
     </w:p>
     <w:p>
@@ -23334,7 +23334,7 @@
           <w:vertAlign w:val="superscript"/>
           <w:lang w:val="es_ES" w:bidi="es_ES"/>
         </w:rPr>
-        <w:t>20</w:t>
+        <w:t>16-20</w:t>
       </w:r>
       <w:r>
         <w:rPr>
@@ -23623,7 +23623,7 @@
           <w:vertAlign w:val="superscript"/>
           <w:lang w:val="es_ES" w:bidi="es_ES"/>
         </w:rPr>
-        <w:t>17</w:t>
+        <w:t>13-17</w:t>
       </w:r>
       <w:r>
         <w:rPr>
@@ -23897,7 +23897,7 @@
         <w:rPr>
           <w:lang w:val="es_ES" w:bidi="es_ES"/>
         </w:rPr>
-        <w:t xml:space="preserve"> El Señor me dijo:—Esta puerta permanecerá cerrada y no será abierta. Nadie entrará por ella, porque el Señor, el Dios de Israel, ha entrado por ella. Por eso permanecerá cerrada.</w:t>
+        <w:t xml:space="preserve"> El Señor me dijo: —Esta puerta permanecerá cerrada y no será abierta. Nadie entrará por ella, porque el Señor, el Dios de Israel, ha entrado por ella. Por eso permanecerá cerrada.</w:t>
       </w:r>
     </w:p>
     <w:p>
@@ -23960,7 +23960,7 @@
         <w:rPr>
           <w:lang w:val="es_ES" w:bidi="es_ES"/>
         </w:rPr>
-        <w:t xml:space="preserve"> El Señor me dijo:—Hijo de hombre, presta mucha atención. Abre bien tus ojos y tus oídos. Escucha todo lo que te digo sobre las normas y las leyes del templo del Señor. Fíjate bien en quiénes pueden entrar al templo y quiénes deben quedarse fuera de él.</w:t>
+        <w:t xml:space="preserve"> El Señor me dijo: —Hijo de hombre, presta mucha atención. Abre bien tus ojos y tus oídos. Escucha todo lo que te digo sobre las normas y las leyes del templo del Señor. Fíjate bien en quiénes pueden entrar al templo y quiénes deben quedarse fuera de él.</w:t>
       </w:r>
     </w:p>
     <w:p>
@@ -24359,7 +24359,7 @@
         <w:rPr>
           <w:lang w:val="es_ES" w:bidi="es_ES"/>
         </w:rPr>
-        <w:t xml:space="preserve"> En caso de disputa, ellos actuarán como jueces y juzgarán según mis leyes. Observarán mis leyes y mis decretos en todas mis fiestas señaladas, y santificarán mis sábados.</w:t>
+        <w:t xml:space="preserve"> En caso de disputa, ellos actuarán como jueces y juzgarán según mis leyes. Observarán mis leyes y mis decretos en todas mis fiestas señaladas, y santificarán mis días de reposo.</w:t>
       </w:r>
     </w:p>
     <w:p>
@@ -24648,7 +24648,7 @@
         <w:rPr>
           <w:lang w:val="es_ES" w:bidi="es_ES"/>
         </w:rPr>
-        <w:t xml:space="preserve"> Junto a la porción reservada darán a la ciudad una franja de 2,5 km de ancho por 12,5 km de largo; será para toda la casa de Israel.</w:t>
+        <w:t xml:space="preserve"> Junto a la porción reservada darán a la ciudad una franja de 2,5 kilómetros de ancho por 12,5 kilómetros de largo. Será para toda la casa de Israel.</w:t>
       </w:r>
     </w:p>
     <w:p>
@@ -24879,7 +24879,7 @@
         <w:rPr>
           <w:lang w:val="es_ES" w:bidi="es_ES"/>
         </w:rPr>
-        <w:t xml:space="preserve"> Le corresponderá al príncipe proveer los holocaustos, las ofrendas de cereales y las ofrendas líquidas en las fiestas, las lunas nuevas, los sábados y todas las fiestas señaladas del pueblo de Israel. Él proveerá también las ofrendas por el pecado, las de cereales, las ofrendas quemadas y los sacrificios de comunión para obtener el perdón de Israel.</w:t>
+        <w:t xml:space="preserve"> Le corresponderá al príncipe proveer los holocaustos, las ofrendas de cereales y las ofrendas líquidas en las fiestas, las lunas nuevas, los días de reposo y todas las fiestas señaladas del pueblo de Israel. Él proveerá también las ofrendas por el pecado, las de cereales, las ofrendas quemadas y los sacrificios de comunión para obtener el perdón de Israel.</w:t>
       </w:r>
     </w:p>
     <w:p>
@@ -25084,7 +25084,7 @@
         <w:rPr>
           <w:lang w:val="es_ES" w:bidi="es_ES"/>
         </w:rPr>
-        <w:t xml:space="preserve"> »La puerta oriental del patio interior permanecerá cerrada los 6 días laborables, pero se abrirá el sábado y el día de la luna nueva.</w:t>
+        <w:t xml:space="preserve"> »La puerta oriental del patio interior permanecerá cerrada los 6 días laborables, pero se abrirá el día de reposo y el día de la luna nueva.</w:t>
       </w:r>
     </w:p>
     <w:p>
@@ -25126,7 +25126,7 @@
         <w:rPr>
           <w:lang w:val="es_ES" w:bidi="es_ES"/>
         </w:rPr>
-        <w:t xml:space="preserve"> »Los sábados y los días de luna nueva el pueblo adorará ante el Señor, frente a esa misma puerta.</w:t>
+        <w:t xml:space="preserve"> »Los días de reposo y los días de luna nueva el pueblo adorará ante el Señor, frente a esa misma puerta.</w:t>
       </w:r>
     </w:p>
     <w:p>
@@ -25147,7 +25147,7 @@
         <w:rPr>
           <w:lang w:val="es_ES" w:bidi="es_ES"/>
         </w:rPr>
-        <w:t xml:space="preserve"> El holocausto que el príncipe ofrezca al Señor el sábado será de 6 corderos y 1 carnero, todos sin defecto.</w:t>
+        <w:t xml:space="preserve"> El holocausto que el príncipe ofrezca al Señor el día de reposo será de 6 corderos y 1 carnero, todos sin defecto.</w:t>
       </w:r>
     </w:p>
     <w:p>
@@ -25315,7 +25315,7 @@
         <w:rPr>
           <w:lang w:val="es_ES" w:bidi="es_ES"/>
         </w:rPr>
-        <w:t xml:space="preserve"> Cuando el príncipe presente una ofrenda quemada voluntaria o un sacrificio de comunión voluntario al Señor, le abrirán la puerta oriental. Ofrecerá su ofrenda quemada o su sacrificio de comunión como lo hace en el día sábado. Después saldrá, y cerrarán la puerta tras él.</w:t>
+        <w:t xml:space="preserve"> Cuando el príncipe presente una ofrenda quemada voluntaria o un sacrificio de comunión voluntario al Señor, le abrirán la puerta oriental. Ofrecerá su ofrenda quemada o su sacrificio de comunión como lo hace en el día de reposo. Después saldrá, y cerrarán la puerta tras él.</w:t>
       </w:r>
     </w:p>
     <w:p>
@@ -25336,22 +25336,22 @@
         <w:rPr>
           <w:lang w:val="es_ES" w:bidi="es_ES"/>
         </w:rPr>
-        <w:t xml:space="preserve"> »Cada mañana se sacrificará un cordero de un año como ofrenda quemada al Señor.</w:t>
-      </w:r>
-    </w:p>
-    <w:p>
-      <w:pPr/>
-      <w:r>
-        <w:rPr>
-          <w:lang w:val="es_ES" w:bidi="es_ES"/>
-        </w:rPr>
-      </w:r>
-      <w:r>
-        <w:rPr>
-          <w:vertAlign w:val="superscript"/>
-          <w:lang w:val="es_ES" w:bidi="es_ES"/>
-        </w:rPr>
-        <w:t>15</w:t>
+        <w:t xml:space="preserve"> »Cada mañana se sacrificará un cordero de 1 año como ofrenda quemada al Señor.</w:t>
+      </w:r>
+    </w:p>
+    <w:p>
+      <w:pPr/>
+      <w:r>
+        <w:rPr>
+          <w:lang w:val="es_ES" w:bidi="es_ES"/>
+        </w:rPr>
+      </w:r>
+      <w:r>
+        <w:rPr>
+          <w:vertAlign w:val="superscript"/>
+          <w:lang w:val="es_ES" w:bidi="es_ES"/>
+        </w:rPr>
+        <w:t>14-15</w:t>
       </w:r>
       <w:r>
         <w:rPr>
@@ -25435,7 +25435,7 @@
           <w:vertAlign w:val="superscript"/>
           <w:lang w:val="es_ES" w:bidi="es_ES"/>
         </w:rPr>
-        <w:t>20</w:t>
+        <w:t>19-20</w:t>
       </w:r>
       <w:r>
         <w:rPr>
@@ -25456,7 +25456,7 @@
           <w:vertAlign w:val="superscript"/>
           <w:lang w:val="es_ES" w:bidi="es_ES"/>
         </w:rPr>
-        <w:t>22</w:t>
+        <w:t>21-22</w:t>
       </w:r>
       <w:r>
         <w:rPr>
@@ -25688,7 +25688,7 @@
         <w:rPr>
           <w:lang w:val="es_ES" w:bidi="es_ES"/>
         </w:rPr>
-        <w:t xml:space="preserve"> Me dijo:—Este río fluye hacia la región oriental, atraviesa el desierto del Arabá y el valle del Jordán hasta llegar al mar Muerto. Cuando sus aguas entran en el mar, las aguas saladas se vuelven dulces.</w:t>
+        <w:t xml:space="preserve"> Me dijo: —Este río fluye hacia la región oriental, atraviesa el desierto del Arabá y el valle del Jordán hasta llegar al mar Muerto. Cuando sus aguas entran en el mar, las aguas saladas se vuelven dulces.</w:t>
       </w:r>
     </w:p>
     <w:p>
@@ -25793,7 +25793,7 @@
         <w:rPr>
           <w:lang w:val="es_ES" w:bidi="es_ES"/>
         </w:rPr>
-        <w:t xml:space="preserve"> Así dice el Señor y Dios:—Estos son los límites del país que se repartirá como herencia a las 12 tribus de Israel, tomando en cuenta que a José le corresponderá una porción doble.</w:t>
+        <w:t xml:space="preserve"> Así dice el Señor y Dios: —Estos son los límites del país que se repartirá como herencia a las 12 tribus de Israel, tomando en cuenta que a José le corresponderá una porción doble.</w:t>
       </w:r>
     </w:p>
     <w:p>
@@ -26118,7 +26118,7 @@
           <w:vertAlign w:val="superscript"/>
           <w:lang w:val="es_ES" w:bidi="es_ES"/>
         </w:rPr>
-        <w:t>7</w:t>
+        <w:t>5-7</w:t>
       </w:r>
       <w:r>
         <w:rPr>
@@ -26145,7 +26145,7 @@
         <w:rPr>
           <w:lang w:val="es_ES" w:bidi="es_ES"/>
         </w:rPr>
-        <w:t xml:space="preserve"> »Al sur de Judá, de este a oeste, estará la porción que reservarán. Tendrá 12,5 km de ancho, y su longitud de este a oeste será la misma que la de los otros territorios. En el centro estará el santuario.</w:t>
+        <w:t xml:space="preserve"> »Al sur de Judá, de este a oeste, estará la porción que reservarán. Tendrá 12,5 kilómetros de ancho, y su longitud de este a oeste será la misma que la de los otros territorios. En el centro estará el santuario.</w:t>
       </w:r>
     </w:p>
     <w:p>
@@ -26166,7 +26166,7 @@
         <w:rPr>
           <w:lang w:val="es_ES" w:bidi="es_ES"/>
         </w:rPr>
-        <w:t xml:space="preserve"> La porción que reservarán para el Señor medirá 12,5 km de largo y 10 km de ancho.</w:t>
+        <w:t xml:space="preserve"> La porción que reservarán para el Señor medirá 12,5 kilómetros de largo y 10 kilómetros de ancho.</w:t>
       </w:r>
     </w:p>
     <w:p>
@@ -26187,7 +26187,7 @@
         <w:rPr>
           <w:lang w:val="es_ES" w:bidi="es_ES"/>
         </w:rPr>
-        <w:t xml:space="preserve"> Esta porción sagrada se distribuirá así: para los sacerdotes, una franja de 12,5 km de largo por 5 km de ancho al norte, 5 km de ancho al sur, 12,5 km al este y 12,5 km al oeste, con el santuario del Señor en el centro.</w:t>
+        <w:t xml:space="preserve"> Esta porción sagrada se distribuirá así. Para los sacerdotes, habrá una franja de 12,5 kilómetros de largo por 5 kilómetros de ancho al norte; 5 kilómetros de ancho al sur; 12,5 kilómetros al este; y 12,5 kilómetros al oeste; con el santuario del Señor en el centro.</w:t>
       </w:r>
     </w:p>
     <w:p>
@@ -26250,7 +26250,7 @@
         <w:rPr>
           <w:lang w:val="es_ES" w:bidi="es_ES"/>
         </w:rPr>
-        <w:t xml:space="preserve"> La porción de los levitas tendrá las mismas dimensiones que la de los sacerdotes: 12,5 km de largo por 5 km de ancho. En conjunto, la porción sagrada total medirá 12,5 km de largo por 10 km de ancho.</w:t>
+        <w:t xml:space="preserve"> La porción de los levitas tendrá las mismas dimensiones que la de los sacerdotes. Medirá 12,5 kilómetros de largo por 5 kilómetros de ancho. En conjunto, la porción sagrada total medirá 12,5 kilómetros de largo por 10 kilómetros de ancho.</w:t>
       </w:r>
     </w:p>
     <w:p>
@@ -26292,7 +26292,7 @@
         <w:rPr>
           <w:lang w:val="es_ES" w:bidi="es_ES"/>
         </w:rPr>
-        <w:t xml:space="preserve"> »La parte restante, de 2,5 km de ancho por 12,5 de largo, será para uso común: para la ciudad, para viviendas y para tierras de labor. La ciudad estará en el centro.</w:t>
+        <w:t xml:space="preserve"> »La parte restante, de 2,5 kilómetros de ancho por 12,5 de largo, será para uso común. Será para la ciudad, para viviendas y para tierras de labor. La ciudad estará en el centro.</w:t>
       </w:r>
     </w:p>
     <w:p>
@@ -26313,7 +26313,7 @@
         <w:rPr>
           <w:lang w:val="es_ES" w:bidi="es_ES"/>
         </w:rPr>
-        <w:t xml:space="preserve"> La ciudad será cuadrada, de 2,4 km por lado.</w:t>
+        <w:t xml:space="preserve"> La ciudad será cuadrada, de 2,4 kilómetros por lado.</w:t>
       </w:r>
     </w:p>
     <w:p>
@@ -26355,7 +26355,7 @@
         <w:rPr>
           <w:lang w:val="es_ES" w:bidi="es_ES"/>
         </w:rPr>
-        <w:t xml:space="preserve"> Lo que quede de longitud a ambos lados de la porción sagrada serán tierras de cultivo para alimento de los trabajadores de la ciudad: 5 km al este y 5 km al oeste, paralelos a la porción sagrada.</w:t>
+        <w:t xml:space="preserve"> Lo que quede de longitud a ambos lados de la porción sagrada serán tierras de cultivo para alimento de los trabajadores de la ciudad. Medirá 5 kilómetros al este y 5 kilómetros al oeste, paralelos a la porción sagrada.</w:t>
       </w:r>
     </w:p>
     <w:p>
@@ -26397,28 +26397,28 @@
         <w:rPr>
           <w:lang w:val="es_ES" w:bidi="es_ES"/>
         </w:rPr>
-        <w:t xml:space="preserve"> La porción total reservada será un cuadrado de 12,5 por 12,5 km. Incluirá la porción sagrada y la propiedad de la ciudad.</w:t>
-      </w:r>
-    </w:p>
-    <w:p>
-      <w:pPr/>
-      <w:r>
-        <w:rPr>
-          <w:lang w:val="es_ES" w:bidi="es_ES"/>
-        </w:rPr>
-      </w:r>
-      <w:r>
-        <w:rPr>
-          <w:vertAlign w:val="superscript"/>
-          <w:lang w:val="es_ES" w:bidi="es_ES"/>
-        </w:rPr>
-        <w:t>22</w:t>
-      </w:r>
-      <w:r>
-        <w:rPr>
-          <w:lang w:val="es_ES" w:bidi="es_ES"/>
-        </w:rPr>
-        <w:t xml:space="preserve"> »El terreno que quede a ambos lados de la porción sagrada y de la propiedad de la ciudad será para el príncipe. Le tocará desde los 12,5 km de la porción sagrada hasta la frontera oriental por el este, y desde los 12,5 km de la porción sagrada hasta la frontera occidental por el oeste, en paralelo con las demás secciones. En el centro estarán la porción sagrada y el santuario del templo. La propiedad de los levitas y la de la ciudad quedarán rodeadas por la parcela del príncipe, entre los límites de Judá al norte y Benjamín al sur.</w:t>
+        <w:t xml:space="preserve"> La porción total reservada será un cuadrado de 12,5 por 12,5 kilómetros. Incluirá la porción sagrada y la propiedad de la ciudad.</w:t>
+      </w:r>
+    </w:p>
+    <w:p>
+      <w:pPr/>
+      <w:r>
+        <w:rPr>
+          <w:lang w:val="es_ES" w:bidi="es_ES"/>
+        </w:rPr>
+      </w:r>
+      <w:r>
+        <w:rPr>
+          <w:vertAlign w:val="superscript"/>
+          <w:lang w:val="es_ES" w:bidi="es_ES"/>
+        </w:rPr>
+        <w:t>21-22</w:t>
+      </w:r>
+      <w:r>
+        <w:rPr>
+          <w:lang w:val="es_ES" w:bidi="es_ES"/>
+        </w:rPr>
+        <w:t xml:space="preserve"> »El terreno que quede a ambos lados de la porción sagrada y de la propiedad de la ciudad será para el príncipe. Le tocará desde los 12,5 kilómetros de la porción sagrada hasta la frontera oriental por el este, y desde los 12,5 kilómetros de la porción sagrada hasta la frontera occidental por el oeste, en paralelo con las demás secciones. En el centro estarán la porción sagrada y el santuario del templo. La propiedad de los levitas y la de la ciudad quedarán rodeadas por la parcela del príncipe, entre los límites de Judá al norte y Benjamín al sur.</w:t>
       </w:r>
     </w:p>
     <w:p>
@@ -26517,7 +26517,7 @@
           <w:vertAlign w:val="superscript"/>
           <w:lang w:val="es_ES" w:bidi="es_ES"/>
         </w:rPr>
-        <w:t>28</w:t>
+        <w:t>27-28</w:t>
       </w:r>
       <w:r>
         <w:rPr>
@@ -26559,13 +26559,13 @@
           <w:vertAlign w:val="superscript"/>
           <w:lang w:val="es_ES" w:bidi="es_ES"/>
         </w:rPr>
-        <w:t>31</w:t>
-      </w:r>
-      <w:r>
-        <w:rPr>
-          <w:lang w:val="es_ES" w:bidi="es_ES"/>
-        </w:rPr>
-        <w:t xml:space="preserve"> »Estas son las salidas de la ciudad. El lado norte medirá 2,25 km. Las puertas de la ciudad llevarán los nombres de las tribus de Israel. Al norte habrá 3 puertas: la de Rubén, la de Judá y la de Leví.</w:t>
+        <w:t>30-31</w:t>
+      </w:r>
+      <w:r>
+        <w:rPr>
+          <w:lang w:val="es_ES" w:bidi="es_ES"/>
+        </w:rPr>
+        <w:t xml:space="preserve"> »Estas son las salidas de la ciudad. El lado norte medirá 2,25 kilómetros. Las puertas de la ciudad llevarán los nombres de las tribus de Israel. Al norte habrá 3 puertas: la de Rubén, la de Judá y la de Leví.</w:t>
       </w:r>
     </w:p>
     <w:p>
@@ -26649,7 +26649,7 @@
         <w:rPr>
           <w:lang w:val="es_ES" w:bidi="es_ES"/>
         </w:rPr>
-        <w:t xml:space="preserve"> El perímetro total de la ciudad será de 9 km. Y desde aquel día el nombre de la ciudad será: "El Señor estáallí".</w:t>
+        <w:t xml:space="preserve"> El perímetro total de la ciudad será de 9 kilómetros. Y desde aquel día el nombre de la ciudad será: “El Señor está allí”.</w:t>
       </w:r>
     </w:p>
     <w:sectPr>
